--- a/TS Jatai Ghanam Project/TS 3.5/TS 3.5 Ghanam Tamil Corrections.docx
+++ b/TS Jatai Ghanam Project/TS 3.5/TS 3.5 Ghanam Tamil Corrections.docx
@@ -1,7 +1,291 @@
 
 <file path=word/document.xml><?xml version="1.0" encoding="utf-8"?>
-<w:document xmlns:wpc="http://schemas.microsoft.com/office/word/2010/wordprocessingCanvas" xmlns:cx="http://schemas.microsoft.com/office/drawing/2014/chartex" xmlns:cx1="http://schemas.microsoft.com/office/drawing/2015/9/8/chartex" xmlns:cx2="http://schemas.microsoft.com/office/drawing/2015/10/21/chartex" xmlns:cx3="http://schemas.microsoft.com/office/drawing/2016/5/9/chartex" xmlns:cx4="http://schemas.microsoft.com/office/drawing/2016/5/10/chartex" xmlns:cx5="http://schemas.microsoft.com/office/drawing/2016/5/11/chartex" xmlns:cx6="http://schemas.microsoft.com/office/drawing/2016/5/12/chartex" xmlns:cx7="http://schemas.microsoft.com/office/drawing/2016/5/13/chartex" xmlns:cx8="http://schemas.microsoft.com/office/drawing/2016/5/14/chartex" xmlns:mc="http://schemas.openxmlformats.org/markup-compatibility/2006" xmlns:aink="http://schemas.microsoft.com/office/drawing/2016/ink" xmlns:am3d="http://schemas.microsoft.com/office/drawing/2017/model3d" xmlns:o="urn:schemas-microsoft-com:office:office" xmlns:oel="http://schemas.microsoft.com/office/2019/extlst" xmlns:r="http://schemas.openxmlformats.org/officeDocument/2006/relationships" xmlns:m="http://schemas.openxmlformats.org/officeDocument/2006/math" xmlns:v="urn:schemas-microsoft-com:vml" xmlns:wp14="http://schemas.microsoft.com/office/word/2010/wordprocessingDrawing" xmlns:wp="http://schemas.openxmlformats.org/drawingml/2006/wordprocessingDrawing" xmlns:w10="urn:schemas-microsoft-com:office:word" xmlns:w="http://schemas.openxmlformats.org/wordprocessingml/2006/main" xmlns:w14="http://schemas.microsoft.com/office/word/2010/wordml" xmlns:w15="http://schemas.microsoft.com/office/word/2012/wordml" xmlns:w16cex="http://schemas.microsoft.com/office/word/2018/wordml/cex" xmlns:w16cid="http://schemas.microsoft.com/office/word/2016/wordml/cid" xmlns:w16="http://schemas.microsoft.com/office/word/2018/wordml" xmlns:w16sdtdh="http://schemas.microsoft.com/office/word/2020/wordml/sdtdatahash" xmlns:w16se="http://schemas.microsoft.com/office/word/2015/wordml/symex" xmlns:wpg="http://schemas.microsoft.com/office/word/2010/wordprocessingGroup" xmlns:wpi="http://schemas.microsoft.com/office/word/2010/wordprocessingInk" xmlns:wne="http://schemas.microsoft.com/office/word/2006/wordml" xmlns:wps="http://schemas.microsoft.com/office/word/2010/wordprocessingShape" mc:Ignorable="w14 w15 w16se w16cid w16 w16cex w16sdtdh wp14">
+<w:document xmlns:wpc="http://schemas.microsoft.com/office/word/2010/wordprocessingCanvas" xmlns:cx="http://schemas.microsoft.com/office/drawing/2014/chartex" xmlns:cx1="http://schemas.microsoft.com/office/drawing/2015/9/8/chartex" xmlns:cx2="http://schemas.microsoft.com/office/drawing/2015/10/21/chartex" xmlns:cx3="http://schemas.microsoft.com/office/drawing/2016/5/9/chartex" xmlns:cx4="http://schemas.microsoft.com/office/drawing/2016/5/10/chartex" xmlns:cx5="http://schemas.microsoft.com/office/drawing/2016/5/11/chartex" xmlns:cx6="http://schemas.microsoft.com/office/drawing/2016/5/12/chartex" xmlns:cx7="http://schemas.microsoft.com/office/drawing/2016/5/13/chartex" xmlns:cx8="http://schemas.microsoft.com/office/drawing/2016/5/14/chartex" xmlns:mc="http://schemas.openxmlformats.org/markup-compatibility/2006" xmlns:aink="http://schemas.microsoft.com/office/drawing/2016/ink" xmlns:am3d="http://schemas.microsoft.com/office/drawing/2017/model3d" xmlns:o="urn:schemas-microsoft-com:office:office" xmlns:oel="http://schemas.microsoft.com/office/2019/extlst" xmlns:r="http://schemas.openxmlformats.org/officeDocument/2006/relationships" xmlns:m="http://schemas.openxmlformats.org/officeDocument/2006/math" xmlns:v="urn:schemas-microsoft-com:vml" xmlns:wp14="http://schemas.microsoft.com/office/word/2010/wordprocessingDrawing" xmlns:wp="http://schemas.openxmlformats.org/drawingml/2006/wordprocessingDrawing" xmlns:w10="urn:schemas-microsoft-com:office:word" xmlns:w="http://schemas.openxmlformats.org/wordprocessingml/2006/main" xmlns:w14="http://schemas.microsoft.com/office/word/2010/wordml" xmlns:w15="http://schemas.microsoft.com/office/word/2012/wordml" xmlns:w16cex="http://schemas.microsoft.com/office/word/2018/wordml/cex" xmlns:w16cid="http://schemas.microsoft.com/office/word/2016/wordml/cid" xmlns:w16="http://schemas.microsoft.com/office/word/2018/wordml" xmlns:w16du="http://schemas.microsoft.com/office/word/2023/wordml/word16du" xmlns:w16sdtdh="http://schemas.microsoft.com/office/word/2020/wordml/sdtdatahash" xmlns:w16sdtfl="http://schemas.microsoft.com/office/word/2024/wordml/sdtformatlock" xmlns:w16se="http://schemas.microsoft.com/office/word/2015/wordml/symex" xmlns:wpg="http://schemas.microsoft.com/office/word/2010/wordprocessingGroup" xmlns:wpi="http://schemas.microsoft.com/office/word/2010/wordprocessingInk" xmlns:wne="http://schemas.microsoft.com/office/word/2006/wordml" xmlns:wps="http://schemas.microsoft.com/office/word/2010/wordprocessingShape" mc:Ignorable="w14 w15 w16se w16cid w16 w16cex w16sdtdh w16sdtfl w16du wp14">
   <w:body>
+    <w:p>
+      <w:pPr>
+        <w:spacing w:before="0" w:line="240" w:lineRule="auto"/>
+        <w:jc w:val="center"/>
+        <w:rPr>
+          <w:b/>
+          <w:bCs/>
+          <w:sz w:val="32"/>
+          <w:szCs w:val="32"/>
+          <w:u w:val="single"/>
+        </w:rPr>
+      </w:pPr>
+      <w:r>
+        <w:rPr>
+          <w:b/>
+          <w:bCs/>
+          <w:sz w:val="32"/>
+          <w:szCs w:val="32"/>
+          <w:u w:val="single"/>
+        </w:rPr>
+        <w:t xml:space="preserve">TS </w:t>
+      </w:r>
+      <w:r>
+        <w:rPr>
+          <w:b/>
+          <w:bCs/>
+          <w:sz w:val="32"/>
+          <w:szCs w:val="32"/>
+          <w:u w:val="single"/>
+        </w:rPr>
+        <w:t>Ghanam</w:t>
+      </w:r>
+      <w:r>
+        <w:rPr>
+          <w:b/>
+          <w:bCs/>
+          <w:sz w:val="32"/>
+          <w:szCs w:val="32"/>
+          <w:u w:val="single"/>
+        </w:rPr>
+        <w:t xml:space="preserve"> </w:t>
+      </w:r>
+      <w:r>
+        <w:rPr>
+          <w:b/>
+          <w:bCs/>
+          <w:sz w:val="32"/>
+          <w:szCs w:val="32"/>
+          <w:u w:val="single"/>
+        </w:rPr>
+        <w:t xml:space="preserve">– TS </w:t>
+      </w:r>
+      <w:r>
+        <w:rPr>
+          <w:b/>
+          <w:bCs/>
+          <w:sz w:val="32"/>
+          <w:szCs w:val="32"/>
+          <w:u w:val="single"/>
+        </w:rPr>
+        <w:t>3.5</w:t>
+      </w:r>
+      <w:r>
+        <w:rPr>
+          <w:b/>
+          <w:bCs/>
+          <w:sz w:val="32"/>
+          <w:szCs w:val="32"/>
+          <w:u w:val="single"/>
+        </w:rPr>
+        <w:t xml:space="preserve"> </w:t>
+      </w:r>
+      <w:r>
+        <w:rPr>
+          <w:b/>
+          <w:bCs/>
+          <w:sz w:val="32"/>
+          <w:szCs w:val="32"/>
+          <w:u w:val="single"/>
+        </w:rPr>
+        <w:t>Tamil</w:t>
+      </w:r>
+      <w:r>
+        <w:rPr>
+          <w:b/>
+          <w:bCs/>
+          <w:sz w:val="32"/>
+          <w:szCs w:val="32"/>
+          <w:u w:val="single"/>
+        </w:rPr>
+        <w:t xml:space="preserve"> Corrections –</w:t>
+      </w:r>
+      <w:r>
+        <w:rPr>
+          <w:b/>
+          <w:bCs/>
+          <w:sz w:val="32"/>
+          <w:szCs w:val="32"/>
+          <w:u w:val="single"/>
+        </w:rPr>
+        <w:t xml:space="preserve"> </w:t>
+      </w:r>
+      <w:r>
+        <w:rPr>
+          <w:b/>
+          <w:bCs/>
+          <w:sz w:val="32"/>
+          <w:szCs w:val="32"/>
+          <w:u w:val="single"/>
+        </w:rPr>
+        <w:t xml:space="preserve">Observed till </w:t>
+      </w:r>
+      <w:r>
+        <w:rPr>
+          <w:b/>
+          <w:bCs/>
+          <w:sz w:val="32"/>
+          <w:szCs w:val="32"/>
+          <w:u w:val="single"/>
+        </w:rPr>
+        <w:t>31st Aug 2026</w:t>
+      </w:r>
+    </w:p>
+    <w:p>
+      <w:pPr>
+        <w:spacing w:before="0" w:line="240" w:lineRule="auto"/>
+        <w:jc w:val="center"/>
+        <w:rPr>
+          <w:b/>
+          <w:bCs/>
+          <w:sz w:val="28"/>
+          <w:szCs w:val="32"/>
+        </w:rPr>
+      </w:pPr>
+      <w:r>
+        <w:rPr>
+          <w:b/>
+          <w:bCs/>
+          <w:sz w:val="28"/>
+          <w:szCs w:val="32"/>
+        </w:rPr>
+        <w:t>(ignore those which are already incorporated in your book’s version and date)</w:t>
+      </w:r>
+    </w:p>
+    <w:tbl>
+      <w:tblPr>
+        <w:tblW w:w="14537" w:type="dxa"/>
+        <w:tblInd w:w="-792" w:type="dxa"/>
+        <w:tblBorders>
+          <w:top w:val="single" w:sz="4" w:space="0" w:color="000000"/>
+          <w:left w:val="single" w:sz="4" w:space="0" w:color="000000"/>
+          <w:bottom w:val="single" w:sz="4" w:space="0" w:color="000000"/>
+          <w:right w:val="single" w:sz="4" w:space="0" w:color="000000"/>
+          <w:insideH w:val="single" w:sz="4" w:space="0" w:color="000000"/>
+          <w:insideV w:val="single" w:sz="4" w:space="0" w:color="000000"/>
+        </w:tblBorders>
+        <w:tblLook w:val="04A0" w:firstRow="1" w:lastRow="0" w:firstColumn="1" w:lastColumn="0" w:noHBand="0" w:noVBand="1"/>
+      </w:tblPr>
+      <w:tblGrid>
+        <w:gridCol w:w="7166"/>
+        <w:gridCol w:w="7371"/>
+      </w:tblGrid>
+      <w:tr>
+        <w:trPr>
+          <w:trHeight w:val="581"/>
+        </w:trPr>
+        <w:tc>
+          <w:tcPr>
+            <w:tcW w:w="7166" w:type="dxa"/>
+            <w:tcBorders>
+              <w:top w:val="single" w:sz="4" w:space="0" w:color="000000"/>
+              <w:left w:val="single" w:sz="4" w:space="0" w:color="000000"/>
+              <w:bottom w:val="single" w:sz="4" w:space="0" w:color="000000"/>
+              <w:right w:val="single" w:sz="4" w:space="0" w:color="000000"/>
+            </w:tcBorders>
+          </w:tcPr>
+          <w:p>
+            <w:pPr>
+              <w:widowControl w:val="0"/>
+              <w:autoSpaceDE w:val="0"/>
+              <w:autoSpaceDN w:val="0"/>
+              <w:adjustRightInd w:val="0"/>
+              <w:spacing w:before="0" w:line="240" w:lineRule="auto"/>
+              <w:rPr>
+                <w:rFonts w:cs="BRH Malayalam Extra"/>
+                <w:b/>
+                <w:bCs/>
+                <w:szCs w:val="40"/>
+              </w:rPr>
+            </w:pPr>
+            <w:r>
+              <w:rPr>
+                <w:rFonts w:cs="BRH Malayalam Extra"/>
+                <w:b/>
+                <w:bCs/>
+                <w:szCs w:val="40"/>
+              </w:rPr>
+              <w:t>None                      None                               None</w:t>
+            </w:r>
+          </w:p>
+        </w:tc>
+        <w:tc>
+          <w:tcPr>
+            <w:tcW w:w="7371" w:type="dxa"/>
+            <w:tcBorders>
+              <w:top w:val="single" w:sz="4" w:space="0" w:color="000000"/>
+              <w:left w:val="single" w:sz="4" w:space="0" w:color="000000"/>
+              <w:bottom w:val="single" w:sz="4" w:space="0" w:color="000000"/>
+              <w:right w:val="single" w:sz="4" w:space="0" w:color="000000"/>
+            </w:tcBorders>
+          </w:tcPr>
+          <w:p>
+            <w:pPr>
+              <w:autoSpaceDE w:val="0"/>
+              <w:autoSpaceDN w:val="0"/>
+              <w:adjustRightInd w:val="0"/>
+              <w:spacing w:before="0" w:line="240" w:lineRule="auto"/>
+              <w:rPr>
+                <w:rFonts w:cs="BRH Malayalam Extra"/>
+                <w:szCs w:val="40"/>
+              </w:rPr>
+            </w:pPr>
+            <w:r>
+              <w:rPr>
+                <w:rFonts w:cs="BRH Malayalam Extra"/>
+                <w:b/>
+                <w:bCs/>
+                <w:szCs w:val="40"/>
+              </w:rPr>
+              <w:t>None                      None                               None</w:t>
+            </w:r>
+          </w:p>
+        </w:tc>
+      </w:tr>
+    </w:tbl>
+    <w:p>
+      <w:pPr>
+        <w:spacing w:before="0" w:line="240" w:lineRule="auto"/>
+        <w:jc w:val="center"/>
+        <w:rPr>
+          <w:b/>
+          <w:bCs/>
+          <w:sz w:val="32"/>
+          <w:szCs w:val="32"/>
+          <w:u w:val="single"/>
+        </w:rPr>
+      </w:pPr>
+      <w:r>
+        <w:rPr>
+          <w:b/>
+          <w:bCs/>
+          <w:sz w:val="32"/>
+          <w:szCs w:val="32"/>
+          <w:u w:val="single"/>
+        </w:rPr>
+        <w:t>===============</w:t>
+      </w:r>
+    </w:p>
+    <w:p>
+      <w:pPr>
+        <w:spacing w:before="0" w:line="240" w:lineRule="auto"/>
+        <w:jc w:val="center"/>
+        <w:rPr>
+          <w:b/>
+          <w:bCs/>
+          <w:sz w:val="32"/>
+          <w:szCs w:val="32"/>
+          <w:u w:val="single"/>
+        </w:rPr>
+      </w:pPr>
+    </w:p>
+    <w:p>
+      <w:pPr>
+        <w:spacing w:before="0" w:line="240" w:lineRule="auto"/>
+        <w:jc w:val="center"/>
+        <w:rPr>
+          <w:b/>
+          <w:bCs/>
+          <w:sz w:val="32"/>
+          <w:szCs w:val="32"/>
+          <w:u w:val="single"/>
+        </w:rPr>
+      </w:pPr>
+    </w:p>
     <w:p>
       <w:pPr>
         <w:spacing w:before="0" w:line="240" w:lineRule="auto"/>
@@ -2245,6 +2529,7 @@
                 <w:szCs w:val="28"/>
                 <w:lang w:bidi="ta-IN"/>
               </w:rPr>
+              <w:lastRenderedPageBreak/>
               <w:t>Æ</w:t>
             </w:r>
             <w:r>
@@ -2684,6 +2969,7 @@
                 <w:cs/>
                 <w:lang w:bidi="ta-IN"/>
               </w:rPr>
+              <w:lastRenderedPageBreak/>
               <w:t>44</w:t>
             </w:r>
             <w:r>
@@ -19258,7 +19544,6 @@
                 <w:cs/>
                 <w:lang w:bidi="ta-IN"/>
               </w:rPr>
-              <w:lastRenderedPageBreak/>
               <w:t>40</w:t>
             </w:r>
             <w:r>
@@ -19721,7 +20006,17 @@
                 <w:cs/>
                 <w:lang w:bidi="ta-IN"/>
               </w:rPr>
-              <w:t>மே நோ</w:t>
+              <w:t xml:space="preserve">மே </w:t>
+            </w:r>
+            <w:r>
+              <w:rPr>
+                <w:rFonts w:ascii="Latha" w:hAnsi="Latha" w:cs="Latha"/>
+                <w:szCs w:val="24"/>
+                <w:cs/>
+                <w:lang w:bidi="ta-IN"/>
+              </w:rPr>
+              <w:lastRenderedPageBreak/>
+              <w:t>நோ</w:t>
             </w:r>
             <w:r>
               <w:rPr>
@@ -21285,6 +21580,7 @@
                 <w:cs/>
                 <w:lang w:bidi="ta-IN"/>
               </w:rPr>
+              <w:lastRenderedPageBreak/>
               <w:t>40</w:t>
             </w:r>
             <w:r>
@@ -21833,6 +22129,7 @@
                 <w:cs/>
                 <w:lang w:bidi="ta-IN"/>
               </w:rPr>
+              <w:lastRenderedPageBreak/>
               <w:t>ஹ</w:t>
             </w:r>
             <w:r>
@@ -23246,7 +23543,6 @@
                 <w:color w:val="000000"/>
                 <w:sz w:val="32"/>
                 <w:szCs w:val="32"/>
-                <w:lang w:val="it-IT"/>
               </w:rPr>
             </w:pPr>
           </w:p>
@@ -23261,7 +23557,6 @@
                 <w:rFonts w:cs="BRH Malayalam Extra"/>
                 <w:color w:val="FF0000"/>
                 <w:szCs w:val="40"/>
-                <w:lang w:val="it-IT"/>
               </w:rPr>
             </w:pPr>
           </w:p>
@@ -23301,6 +23596,7 @@
                 <w:cs/>
                 <w:lang w:bidi="ta-IN"/>
               </w:rPr>
+              <w:lastRenderedPageBreak/>
               <w:t>22)</w:t>
             </w:r>
             <w:r>
@@ -23571,7 +23867,6 @@
                 <w:color w:val="000000"/>
                 <w:sz w:val="32"/>
                 <w:szCs w:val="32"/>
-                <w:lang w:val="it-IT"/>
               </w:rPr>
             </w:pPr>
             <w:r>
@@ -24118,7 +24413,6 @@
                 <w:rFonts w:cs="BRH Devanagari Extra"/>
                 <w:color w:val="000000"/>
                 <w:szCs w:val="32"/>
-                <w:lang w:val="it-IT"/>
               </w:rPr>
             </w:pPr>
           </w:p>
@@ -24423,7 +24717,6 @@
                 <w:color w:val="000000"/>
                 <w:sz w:val="32"/>
                 <w:szCs w:val="32"/>
-                <w:lang w:val="it-IT"/>
               </w:rPr>
             </w:pPr>
             <w:r>
@@ -24975,7 +25268,6 @@
                 <w:rFonts w:cs="BRH Devanagari Extra"/>
                 <w:color w:val="000000"/>
                 <w:szCs w:val="32"/>
-                <w:lang w:val="it-IT"/>
               </w:rPr>
             </w:pPr>
           </w:p>
@@ -25015,7 +25307,6 @@
                 <w:cs/>
                 <w:lang w:bidi="ta-IN"/>
               </w:rPr>
-              <w:lastRenderedPageBreak/>
               <w:t>28</w:t>
             </w:r>
             <w:r>
@@ -25406,7 +25697,6 @@
                 <w:color w:val="000000"/>
                 <w:sz w:val="32"/>
                 <w:szCs w:val="32"/>
-                <w:lang w:val="it-IT"/>
               </w:rPr>
             </w:pPr>
             <w:r>
@@ -25641,7 +25931,17 @@
                 <w:cs/>
                 <w:lang w:bidi="ta-IN"/>
               </w:rPr>
-              <w:t>ம் மத்</w:t>
+              <w:t xml:space="preserve">ம் </w:t>
+            </w:r>
+            <w:r>
+              <w:rPr>
+                <w:rFonts w:ascii="Latha" w:hAnsi="Latha" w:cs="Latha"/>
+                <w:szCs w:val="24"/>
+                <w:cs/>
+                <w:lang w:bidi="ta-IN"/>
+              </w:rPr>
+              <w:lastRenderedPageBreak/>
+              <w:t>மத்</w:t>
             </w:r>
             <w:r>
               <w:rPr>
@@ -27814,7 +28114,6 @@
                 <w:cs/>
                 <w:lang w:bidi="ta-IN"/>
               </w:rPr>
-              <w:lastRenderedPageBreak/>
               <w:t>30</w:t>
             </w:r>
             <w:r>
@@ -28117,6 +28416,7 @@
                 <w:cs/>
                 <w:lang w:bidi="ta-IN"/>
               </w:rPr>
+              <w:lastRenderedPageBreak/>
               <w:t>ரு</w:t>
             </w:r>
             <w:r>
@@ -29363,7 +29663,7 @@
               <w:rPr>
                 <w:rFonts w:ascii="Latha" w:hAnsi="Latha" w:cs="Latha"/>
                 <w:szCs w:val="24"/>
-                <w:lang w:bidi="ta-IN"/>
+                <w:lang w:val="it-IT" w:bidi="ta-IN"/>
               </w:rPr>
             </w:pPr>
             <w:bookmarkStart w:id="3" w:name="_Hlk159443633"/>
@@ -29385,7 +29685,7 @@
                 <w:b/>
                 <w:bCs/>
                 <w:szCs w:val="24"/>
-                <w:lang w:bidi="ta-IN"/>
+                <w:lang w:val="it-IT" w:bidi="ta-IN"/>
               </w:rPr>
               <w:t>)</w:t>
             </w:r>
@@ -29393,7 +29693,7 @@
               <w:rPr>
                 <w:rFonts w:ascii="Latha" w:hAnsi="Latha" w:cs="Latha"/>
                 <w:szCs w:val="24"/>
-                <w:lang w:bidi="ta-IN"/>
+                <w:lang w:val="it-IT" w:bidi="ta-IN"/>
               </w:rPr>
               <w:tab/>
             </w:r>
@@ -29414,7 +29714,7 @@
                 <w:b/>
                 <w:bCs/>
                 <w:szCs w:val="24"/>
-                <w:lang w:bidi="ta-IN"/>
+                <w:lang w:val="it-IT" w:bidi="ta-IN"/>
               </w:rPr>
               <w:t>.</w:t>
             </w:r>
@@ -29435,7 +29735,7 @@
                 <w:b/>
                 <w:bCs/>
                 <w:szCs w:val="24"/>
-                <w:lang w:bidi="ta-IN"/>
+                <w:lang w:val="it-IT" w:bidi="ta-IN"/>
               </w:rPr>
               <w:t>.2(2</w:t>
             </w:r>
@@ -29456,7 +29756,7 @@
                 <w:b/>
                 <w:bCs/>
                 <w:szCs w:val="24"/>
-                <w:lang w:bidi="ta-IN"/>
+                <w:lang w:val="it-IT" w:bidi="ta-IN"/>
               </w:rPr>
               <w:t>)</w:t>
             </w:r>
@@ -29464,7 +29764,7 @@
               <w:rPr>
                 <w:rFonts w:ascii="Latha" w:hAnsi="Latha" w:cs="Latha"/>
                 <w:szCs w:val="24"/>
-                <w:lang w:bidi="ta-IN"/>
+                <w:lang w:val="it-IT" w:bidi="ta-IN"/>
               </w:rPr>
               <w:t xml:space="preserve">-  </w:t>
             </w:r>
@@ -29525,7 +29825,7 @@
                 <w:b/>
                 <w:bCs/>
                 <w:szCs w:val="28"/>
-                <w:lang w:bidi="ta-IN"/>
+                <w:lang w:val="it-IT" w:bidi="ta-IN"/>
               </w:rPr>
               <w:t>‡</w:t>
             </w:r>
@@ -29542,7 +29842,7 @@
               <w:rPr>
                 <w:rFonts w:ascii="Latha" w:hAnsi="Latha" w:cs="Latha"/>
                 <w:szCs w:val="24"/>
-                <w:lang w:bidi="ta-IN"/>
+                <w:lang w:val="it-IT" w:bidi="ta-IN"/>
               </w:rPr>
               <w:t xml:space="preserve">| </w:t>
             </w:r>
@@ -29561,7 +29861,7 @@
                 <w:b/>
                 <w:bCs/>
                 <w:szCs w:val="28"/>
-                <w:lang w:bidi="ta-IN"/>
+                <w:lang w:val="it-IT" w:bidi="ta-IN"/>
               </w:rPr>
               <w:t>…</w:t>
             </w:r>
@@ -29592,7 +29892,7 @@
                 <w:b/>
                 <w:bCs/>
                 <w:szCs w:val="28"/>
-                <w:lang w:bidi="ta-IN"/>
+                <w:lang w:val="it-IT" w:bidi="ta-IN"/>
               </w:rPr>
               <w:t>…</w:t>
             </w:r>
@@ -29623,7 +29923,7 @@
                 <w:b/>
                 <w:bCs/>
                 <w:szCs w:val="28"/>
-                <w:lang w:bidi="ta-IN"/>
+                <w:lang w:val="it-IT" w:bidi="ta-IN"/>
               </w:rPr>
               <w:t>…</w:t>
             </w:r>
@@ -29640,7 +29940,7 @@
               <w:rPr>
                 <w:rFonts w:ascii="Latha" w:hAnsi="Latha" w:cs="Latha"/>
                 <w:szCs w:val="24"/>
-                <w:lang w:bidi="ta-IN"/>
+                <w:lang w:val="it-IT" w:bidi="ta-IN"/>
               </w:rPr>
               <w:t xml:space="preserve">| </w:t>
             </w:r>
@@ -29659,7 +29959,7 @@
                 <w:b/>
                 <w:bCs/>
                 <w:szCs w:val="28"/>
-                <w:lang w:bidi="ta-IN"/>
+                <w:lang w:val="it-IT" w:bidi="ta-IN"/>
               </w:rPr>
               <w:t>…</w:t>
             </w:r>
@@ -29699,7 +29999,7 @@
                 <w:b/>
                 <w:bCs/>
                 <w:szCs w:val="28"/>
-                <w:lang w:bidi="ta-IN"/>
+                <w:lang w:val="it-IT" w:bidi="ta-IN"/>
               </w:rPr>
               <w:t>†</w:t>
             </w:r>
@@ -29740,7 +30040,7 @@
               <w:rPr>
                 <w:rFonts w:ascii="Latha" w:hAnsi="Latha" w:cs="Latha"/>
                 <w:szCs w:val="24"/>
-                <w:lang w:bidi="ta-IN"/>
+                <w:lang w:val="it-IT" w:bidi="ta-IN"/>
               </w:rPr>
               <w:t>|</w:t>
             </w:r>
@@ -29817,7 +30117,7 @@
                 <w:b/>
                 <w:bCs/>
                 <w:szCs w:val="28"/>
-                <w:lang w:bidi="ta-IN"/>
+                <w:lang w:val="it-IT" w:bidi="ta-IN"/>
               </w:rPr>
               <w:t>†</w:t>
             </w:r>
@@ -29920,7 +30220,7 @@
                 <w:b/>
                 <w:bCs/>
                 <w:szCs w:val="28"/>
-                <w:lang w:bidi="ta-IN"/>
+                <w:lang w:val="it-IT" w:bidi="ta-IN"/>
               </w:rPr>
               <w:t>…</w:t>
             </w:r>
@@ -29981,7 +30281,7 @@
                 <w:b/>
                 <w:bCs/>
                 <w:szCs w:val="28"/>
-                <w:lang w:bidi="ta-IN"/>
+                <w:lang w:val="it-IT" w:bidi="ta-IN"/>
               </w:rPr>
               <w:t>…</w:t>
             </w:r>
@@ -30042,7 +30342,7 @@
                 <w:b/>
                 <w:bCs/>
                 <w:szCs w:val="28"/>
-                <w:lang w:bidi="ta-IN"/>
+                <w:lang w:val="it-IT" w:bidi="ta-IN"/>
               </w:rPr>
               <w:t>†</w:t>
             </w:r>
@@ -30053,7 +30353,17 @@
                 <w:cs/>
                 <w:lang w:bidi="ta-IN"/>
               </w:rPr>
-              <w:t>ம் த</w:t>
+              <w:t xml:space="preserve">ம் </w:t>
+            </w:r>
+            <w:r>
+              <w:rPr>
+                <w:rFonts w:ascii="Latha" w:hAnsi="Latha" w:cs="Latha"/>
+                <w:szCs w:val="24"/>
+                <w:cs/>
+                <w:lang w:bidi="ta-IN"/>
+              </w:rPr>
+              <w:lastRenderedPageBreak/>
+              <w:t>த</w:t>
             </w:r>
             <w:r>
               <w:rPr>
@@ -30103,7 +30413,7 @@
                 <w:b/>
                 <w:bCs/>
                 <w:szCs w:val="24"/>
-                <w:lang w:bidi="ta-IN"/>
+                <w:lang w:val="it-IT" w:bidi="ta-IN"/>
               </w:rPr>
               <w:t>(</w:t>
             </w:r>
@@ -30122,7 +30432,7 @@
                 <w:b/>
                 <w:bCs/>
                 <w:szCs w:val="24"/>
-                <w:lang w:bidi="ta-IN"/>
+                <w:lang w:val="it-IT" w:bidi="ta-IN"/>
               </w:rPr>
               <w:t>)</w:t>
             </w:r>
@@ -30130,7 +30440,7 @@
               <w:rPr>
                 <w:rFonts w:ascii="Latha" w:hAnsi="Latha" w:cs="Latha"/>
                 <w:szCs w:val="24"/>
-                <w:lang w:bidi="ta-IN"/>
+                <w:lang w:val="it-IT" w:bidi="ta-IN"/>
               </w:rPr>
               <w:t xml:space="preserve"> </w:t>
             </w:r>
@@ -30149,7 +30459,7 @@
                 <w:b/>
                 <w:bCs/>
                 <w:szCs w:val="28"/>
-                <w:lang w:bidi="ta-IN"/>
+                <w:lang w:val="it-IT" w:bidi="ta-IN"/>
               </w:rPr>
               <w:t>…</w:t>
             </w:r>
@@ -30190,7 +30500,7 @@
                 <w:bCs/>
                 <w:szCs w:val="28"/>
                 <w:highlight w:val="green"/>
-                <w:lang w:bidi="ta-IN"/>
+                <w:lang w:val="it-IT" w:bidi="ta-IN"/>
               </w:rPr>
               <w:t>†</w:t>
             </w:r>
@@ -30233,7 +30543,7 @@
                 <w:b/>
                 <w:bCs/>
                 <w:szCs w:val="28"/>
-                <w:lang w:bidi="ta-IN"/>
+                <w:lang w:val="it-IT" w:bidi="ta-IN"/>
               </w:rPr>
               <w:t>…</w:t>
             </w:r>
@@ -30273,7 +30583,7 @@
                 <w:b/>
                 <w:bCs/>
                 <w:szCs w:val="28"/>
-                <w:lang w:bidi="ta-IN"/>
+                <w:lang w:val="it-IT" w:bidi="ta-IN"/>
               </w:rPr>
               <w:t>†</w:t>
             </w:r>
@@ -30369,7 +30679,7 @@
                 <w:b/>
                 <w:bCs/>
                 <w:szCs w:val="28"/>
-                <w:lang w:bidi="ta-IN"/>
+                <w:lang w:val="it-IT" w:bidi="ta-IN"/>
               </w:rPr>
               <w:t>…</w:t>
             </w:r>
@@ -30430,7 +30740,7 @@
                 <w:b/>
                 <w:bCs/>
                 <w:szCs w:val="28"/>
-                <w:lang w:bidi="ta-IN"/>
+                <w:lang w:val="it-IT" w:bidi="ta-IN"/>
               </w:rPr>
               <w:t>…</w:t>
             </w:r>
@@ -30491,7 +30801,7 @@
                 <w:b/>
                 <w:bCs/>
                 <w:szCs w:val="28"/>
-                <w:lang w:bidi="ta-IN"/>
+                <w:lang w:val="it-IT" w:bidi="ta-IN"/>
               </w:rPr>
               <w:t>†</w:t>
             </w:r>
@@ -30552,7 +30862,7 @@
                 <w:b/>
                 <w:bCs/>
                 <w:szCs w:val="24"/>
-                <w:lang w:bidi="ta-IN"/>
+                <w:lang w:val="it-IT" w:bidi="ta-IN"/>
               </w:rPr>
               <w:t>(</w:t>
             </w:r>
@@ -30571,7 +30881,7 @@
                 <w:b/>
                 <w:bCs/>
                 <w:szCs w:val="24"/>
-                <w:lang w:bidi="ta-IN"/>
+                <w:lang w:val="it-IT" w:bidi="ta-IN"/>
               </w:rPr>
               <w:t>)</w:t>
             </w:r>
@@ -30579,7 +30889,7 @@
               <w:rPr>
                 <w:rFonts w:ascii="Latha" w:hAnsi="Latha" w:cs="Latha"/>
                 <w:szCs w:val="24"/>
-                <w:lang w:bidi="ta-IN"/>
+                <w:lang w:val="it-IT" w:bidi="ta-IN"/>
               </w:rPr>
               <w:t xml:space="preserve"> </w:t>
             </w:r>
@@ -30598,7 +30908,7 @@
                 <w:b/>
                 <w:bCs/>
                 <w:szCs w:val="28"/>
-                <w:lang w:bidi="ta-IN"/>
+                <w:lang w:val="it-IT" w:bidi="ta-IN"/>
               </w:rPr>
               <w:t>…</w:t>
             </w:r>
@@ -30639,7 +30949,7 @@
                 <w:bCs/>
                 <w:szCs w:val="28"/>
                 <w:highlight w:val="yellow"/>
-                <w:lang w:bidi="ta-IN"/>
+                <w:lang w:val="it-IT" w:bidi="ta-IN"/>
               </w:rPr>
               <w:t>†</w:t>
             </w:r>
@@ -30680,7 +30990,7 @@
               <w:rPr>
                 <w:rFonts w:ascii="Latha" w:hAnsi="Latha" w:cs="Latha"/>
                 <w:szCs w:val="24"/>
-                <w:lang w:bidi="ta-IN"/>
+                <w:lang w:val="it-IT" w:bidi="ta-IN"/>
               </w:rPr>
               <w:t>|</w:t>
             </w:r>
@@ -30713,88 +31023,78 @@
                 <w:b/>
                 <w:bCs/>
                 <w:szCs w:val="24"/>
-                <w:lang w:bidi="ta-IN"/>
+                <w:lang w:val="it-IT" w:bidi="ta-IN"/>
+              </w:rPr>
+              <w:t xml:space="preserve">) </w:t>
+            </w:r>
+            <w:r>
+              <w:rPr>
+                <w:rFonts w:ascii="Latha" w:hAnsi="Latha" w:cs="Latha"/>
+                <w:b/>
+                <w:bCs/>
+                <w:szCs w:val="24"/>
+                <w:cs/>
+                <w:lang w:bidi="ta-IN"/>
+              </w:rPr>
+              <w:t>3.5</w:t>
+            </w:r>
+            <w:r>
+              <w:rPr>
+                <w:rFonts w:ascii="Latha" w:hAnsi="Latha" w:cs="Latha"/>
+                <w:b/>
+                <w:bCs/>
+                <w:szCs w:val="24"/>
+                <w:lang w:val="it-IT" w:bidi="ta-IN"/>
+              </w:rPr>
+              <w:t>.</w:t>
+            </w:r>
+            <w:r>
+              <w:rPr>
+                <w:rFonts w:ascii="Latha" w:hAnsi="Latha" w:cs="Latha"/>
+                <w:b/>
+                <w:bCs/>
+                <w:szCs w:val="24"/>
+                <w:cs/>
+                <w:lang w:bidi="ta-IN"/>
+              </w:rPr>
+              <w:t>6</w:t>
+            </w:r>
+            <w:r>
+              <w:rPr>
+                <w:rFonts w:ascii="Latha" w:hAnsi="Latha" w:cs="Latha"/>
+                <w:b/>
+                <w:bCs/>
+                <w:szCs w:val="24"/>
+                <w:lang w:val="it-IT" w:bidi="ta-IN"/>
+              </w:rPr>
+              <w:t>.2(2</w:t>
+            </w:r>
+            <w:r>
+              <w:rPr>
+                <w:rFonts w:ascii="Latha" w:hAnsi="Latha" w:cs="Latha"/>
+                <w:b/>
+                <w:bCs/>
+                <w:szCs w:val="24"/>
+                <w:cs/>
+                <w:lang w:bidi="ta-IN"/>
+              </w:rPr>
+              <w:t>7</w:t>
+            </w:r>
+            <w:r>
+              <w:rPr>
+                <w:rFonts w:ascii="Latha" w:hAnsi="Latha" w:cs="Latha"/>
+                <w:b/>
+                <w:bCs/>
+                <w:szCs w:val="24"/>
+                <w:lang w:val="it-IT" w:bidi="ta-IN"/>
               </w:rPr>
               <w:t>)</w:t>
             </w:r>
             <w:r>
               <w:rPr>
                 <w:rFonts w:ascii="Latha" w:hAnsi="Latha" w:cs="Latha"/>
-                <w:b/>
-                <w:bCs/>
-                <w:szCs w:val="24"/>
-                <w:lang w:bidi="ta-IN"/>
-              </w:rPr>
-              <w:t xml:space="preserve"> </w:t>
-            </w:r>
-            <w:r>
-              <w:rPr>
-                <w:rFonts w:ascii="Latha" w:hAnsi="Latha" w:cs="Latha"/>
-                <w:b/>
-                <w:bCs/>
-                <w:szCs w:val="24"/>
-                <w:cs/>
-                <w:lang w:bidi="ta-IN"/>
-              </w:rPr>
-              <w:t>3.5</w:t>
-            </w:r>
-            <w:r>
-              <w:rPr>
-                <w:rFonts w:ascii="Latha" w:hAnsi="Latha" w:cs="Latha"/>
-                <w:b/>
-                <w:bCs/>
-                <w:szCs w:val="24"/>
-                <w:lang w:bidi="ta-IN"/>
-              </w:rPr>
-              <w:t>.</w:t>
-            </w:r>
-            <w:r>
-              <w:rPr>
-                <w:rFonts w:ascii="Latha" w:hAnsi="Latha" w:cs="Latha"/>
-                <w:b/>
-                <w:bCs/>
-                <w:szCs w:val="24"/>
-                <w:cs/>
-                <w:lang w:bidi="ta-IN"/>
-              </w:rPr>
-              <w:t>6</w:t>
-            </w:r>
-            <w:r>
-              <w:rPr>
-                <w:rFonts w:ascii="Latha" w:hAnsi="Latha" w:cs="Latha"/>
-                <w:b/>
-                <w:bCs/>
-                <w:szCs w:val="24"/>
-                <w:lang w:bidi="ta-IN"/>
-              </w:rPr>
-              <w:t>.2(2</w:t>
-            </w:r>
-            <w:r>
-              <w:rPr>
-                <w:rFonts w:ascii="Latha" w:hAnsi="Latha" w:cs="Latha"/>
-                <w:b/>
-                <w:bCs/>
-                <w:szCs w:val="24"/>
-                <w:cs/>
-                <w:lang w:bidi="ta-IN"/>
-              </w:rPr>
-              <w:t>7</w:t>
-            </w:r>
-            <w:r>
-              <w:rPr>
-                <w:rFonts w:ascii="Latha" w:hAnsi="Latha" w:cs="Latha"/>
-                <w:b/>
-                <w:bCs/>
-                <w:szCs w:val="24"/>
-                <w:lang w:bidi="ta-IN"/>
-              </w:rPr>
-              <w:t>)</w:t>
-            </w:r>
-            <w:r>
-              <w:rPr>
-                <w:rFonts w:ascii="Latha" w:hAnsi="Latha" w:cs="Latha"/>
-                <w:szCs w:val="24"/>
-                <w:lang w:bidi="ta-IN"/>
+                <w:szCs w:val="24"/>
+                <w:lang w:val="it-IT" w:bidi="ta-IN"/>
               </w:rPr>
               <w:t xml:space="preserve">- </w:t>
             </w:r>
@@ -30813,7 +31113,7 @@
                 <w:b/>
                 <w:bCs/>
                 <w:szCs w:val="28"/>
-                <w:lang w:bidi="ta-IN"/>
+                <w:lang w:val="it-IT" w:bidi="ta-IN"/>
               </w:rPr>
               <w:t>…</w:t>
             </w:r>
@@ -30844,7 +31144,7 @@
                 <w:b/>
                 <w:bCs/>
                 <w:szCs w:val="28"/>
-                <w:lang w:bidi="ta-IN"/>
+                <w:lang w:val="it-IT" w:bidi="ta-IN"/>
               </w:rPr>
               <w:t>…</w:t>
             </w:r>
@@ -30875,7 +31175,7 @@
                 <w:b/>
                 <w:bCs/>
                 <w:szCs w:val="28"/>
-                <w:lang w:bidi="ta-IN"/>
+                <w:lang w:val="it-IT" w:bidi="ta-IN"/>
               </w:rPr>
               <w:t>…</w:t>
             </w:r>
@@ -30892,7 +31192,7 @@
               <w:rPr>
                 <w:rFonts w:ascii="Latha" w:hAnsi="Latha" w:cs="Latha"/>
                 <w:szCs w:val="24"/>
-                <w:lang w:bidi="ta-IN"/>
+                <w:lang w:val="it-IT" w:bidi="ta-IN"/>
               </w:rPr>
               <w:t xml:space="preserve">| </w:t>
             </w:r>
@@ -30911,7 +31211,7 @@
                 <w:b/>
                 <w:bCs/>
                 <w:szCs w:val="28"/>
-                <w:lang w:bidi="ta-IN"/>
+                <w:lang w:val="it-IT" w:bidi="ta-IN"/>
               </w:rPr>
               <w:t>…</w:t>
             </w:r>
@@ -30951,7 +31251,7 @@
                 <w:b/>
                 <w:bCs/>
                 <w:szCs w:val="28"/>
-                <w:lang w:bidi="ta-IN"/>
+                <w:lang w:val="it-IT" w:bidi="ta-IN"/>
               </w:rPr>
               <w:t>†</w:t>
             </w:r>
@@ -30992,7 +31292,7 @@
               <w:rPr>
                 <w:rFonts w:ascii="Latha" w:hAnsi="Latha" w:cs="Latha"/>
                 <w:szCs w:val="24"/>
-                <w:lang w:bidi="ta-IN"/>
+                <w:lang w:val="it-IT" w:bidi="ta-IN"/>
               </w:rPr>
               <w:t xml:space="preserve">| </w:t>
             </w:r>
@@ -31011,7 +31311,7 @@
                 <w:b/>
                 <w:bCs/>
                 <w:szCs w:val="28"/>
-                <w:lang w:bidi="ta-IN"/>
+                <w:lang w:val="it-IT" w:bidi="ta-IN"/>
               </w:rPr>
               <w:t>…</w:t>
             </w:r>
@@ -31030,17 +31330,25 @@
                 <w:b/>
                 <w:bCs/>
                 <w:szCs w:val="28"/>
-                <w:lang w:bidi="ta-IN"/>
-              </w:rPr>
-              <w:t>…</w:t>
-            </w:r>
-            <w:r>
-              <w:rPr>
-                <w:rFonts w:ascii="Latha" w:hAnsi="Latha" w:cs="Latha"/>
-                <w:szCs w:val="24"/>
-                <w:lang w:bidi="ta-IN"/>
-              </w:rPr>
-              <w:t xml:space="preserve"> |</w:t>
+                <w:lang w:val="it-IT" w:bidi="ta-IN"/>
+              </w:rPr>
+              <w:t>…</w:t>
+            </w:r>
+            <w:r>
+              <w:rPr>
+                <w:rFonts w:ascii="Latha" w:hAnsi="Latha" w:cs="Latha"/>
+                <w:szCs w:val="24"/>
+                <w:lang w:val="it-IT" w:bidi="ta-IN"/>
+              </w:rPr>
+              <w:t xml:space="preserve"> </w:t>
+            </w:r>
+            <w:r>
+              <w:rPr>
+                <w:rFonts w:ascii="Latha" w:hAnsi="Latha" w:cs="Latha"/>
+                <w:szCs w:val="24"/>
+                <w:lang w:bidi="ta-IN"/>
+              </w:rPr>
+              <w:t>|</w:t>
             </w:r>
           </w:p>
           <w:p>
@@ -32057,7 +32365,6 @@
                 <w:cs/>
                 <w:lang w:bidi="ta-IN"/>
               </w:rPr>
-              <w:lastRenderedPageBreak/>
               <w:t>30</w:t>
             </w:r>
             <w:r>
@@ -33016,6 +33323,7 @@
                 <w:cs/>
                 <w:lang w:bidi="ta-IN"/>
               </w:rPr>
+              <w:lastRenderedPageBreak/>
               <w:t>31</w:t>
             </w:r>
             <w:r>
@@ -33548,6 +33856,7 @@
                 <w:cs/>
                 <w:lang w:bidi="ta-IN"/>
               </w:rPr>
+              <w:lastRenderedPageBreak/>
               <w:t>23)</w:t>
             </w:r>
             <w:r>
@@ -34468,7 +34777,6 @@
                 <w:color w:val="000000"/>
                 <w:sz w:val="32"/>
                 <w:szCs w:val="32"/>
-                <w:lang w:val="it-IT"/>
               </w:rPr>
             </w:pPr>
             <w:r>
@@ -34836,7 +35144,6 @@
                 <w:color w:val="000000"/>
                 <w:sz w:val="32"/>
                 <w:szCs w:val="32"/>
-                <w:lang w:val="it-IT"/>
               </w:rPr>
             </w:pPr>
           </w:p>
@@ -34852,7 +35159,6 @@
                 <w:color w:val="000000"/>
                 <w:sz w:val="32"/>
                 <w:szCs w:val="32"/>
-                <w:lang w:val="it-IT"/>
               </w:rPr>
             </w:pPr>
           </w:p>
@@ -34876,7 +35182,6 @@
                 <w:cs/>
                 <w:lang w:bidi="ta-IN"/>
               </w:rPr>
-              <w:lastRenderedPageBreak/>
               <w:t>26</w:t>
             </w:r>
             <w:r>
@@ -35089,7 +35394,6 @@
                 <w:rFonts w:cs="BRH Malayalam Extra"/>
                 <w:color w:val="FF0000"/>
                 <w:szCs w:val="40"/>
-                <w:lang w:val="it-IT"/>
               </w:rPr>
             </w:pPr>
             <w:r>
@@ -35289,7 +35593,17 @@
                 <w:cs/>
                 <w:lang w:bidi="ta-IN"/>
               </w:rPr>
-              <w:t xml:space="preserve"> ஸா யத்ர</w:t>
+              <w:t xml:space="preserve"> ஸா </w:t>
+            </w:r>
+            <w:r>
+              <w:rPr>
+                <w:rFonts w:ascii="Latha" w:hAnsi="Latha" w:cs="Latha"/>
+                <w:szCs w:val="24"/>
+                <w:cs/>
+                <w:lang w:bidi="ta-IN"/>
+              </w:rPr>
+              <w:lastRenderedPageBreak/>
+              <w:t>யத்ர</w:t>
             </w:r>
             <w:r>
               <w:rPr>
@@ -36453,7 +36767,6 @@
                 <w:color w:val="000000"/>
                 <w:sz w:val="32"/>
                 <w:szCs w:val="32"/>
-                <w:lang w:val="it-IT"/>
               </w:rPr>
             </w:pPr>
             <w:r>
@@ -36826,7 +37139,6 @@
                 <w:color w:val="000000"/>
                 <w:sz w:val="32"/>
                 <w:szCs w:val="32"/>
-                <w:lang w:val="it-IT"/>
               </w:rPr>
             </w:pPr>
             <w:r>
@@ -36835,7 +37147,6 @@
                 <w:color w:val="000000"/>
                 <w:sz w:val="32"/>
                 <w:szCs w:val="32"/>
-                <w:lang w:val="it-IT"/>
               </w:rPr>
               <w:t xml:space="preserve"> </w:t>
             </w:r>
@@ -36852,7 +37163,6 @@
                 <w:color w:val="000000"/>
                 <w:sz w:val="32"/>
                 <w:szCs w:val="32"/>
-                <w:lang w:val="it-IT"/>
               </w:rPr>
             </w:pPr>
           </w:p>
@@ -36876,7 +37186,6 @@
                 <w:cs/>
                 <w:lang w:bidi="ta-IN"/>
               </w:rPr>
-              <w:lastRenderedPageBreak/>
               <w:t>26</w:t>
             </w:r>
             <w:r>
@@ -37090,7 +37399,6 @@
                 <w:rFonts w:cs="BRH Malayalam Extra"/>
                 <w:color w:val="FF0000"/>
                 <w:szCs w:val="40"/>
-                <w:lang w:val="it-IT"/>
               </w:rPr>
             </w:pPr>
             <w:r>
@@ -37293,7 +37601,17 @@
                 <w:cs/>
                 <w:lang w:bidi="ta-IN"/>
               </w:rPr>
-              <w:t xml:space="preserve"> ஸா யத்ர</w:t>
+              <w:t xml:space="preserve"> ஸா </w:t>
+            </w:r>
+            <w:r>
+              <w:rPr>
+                <w:rFonts w:ascii="Latha" w:hAnsi="Latha" w:cs="Latha"/>
+                <w:szCs w:val="24"/>
+                <w:cs/>
+                <w:lang w:bidi="ta-IN"/>
+              </w:rPr>
+              <w:lastRenderedPageBreak/>
+              <w:t>யத்ர</w:t>
             </w:r>
             <w:r>
               <w:rPr>
@@ -37497,7 +37815,6 @@
           <w:sz w:val="32"/>
           <w:szCs w:val="32"/>
           <w:u w:val="single"/>
-          <w:lang w:val="it-IT"/>
         </w:rPr>
       </w:pPr>
     </w:p>
@@ -37952,7 +38269,7 @@
 </file>
 
 <file path=word/endnotes.xml><?xml version="1.0" encoding="utf-8"?>
-<w:endnotes xmlns:wpc="http://schemas.microsoft.com/office/word/2010/wordprocessingCanvas" xmlns:cx="http://schemas.microsoft.com/office/drawing/2014/chartex" xmlns:cx1="http://schemas.microsoft.com/office/drawing/2015/9/8/chartex" xmlns:cx2="http://schemas.microsoft.com/office/drawing/2015/10/21/chartex" xmlns:cx3="http://schemas.microsoft.com/office/drawing/2016/5/9/chartex" xmlns:cx4="http://schemas.microsoft.com/office/drawing/2016/5/10/chartex" xmlns:cx5="http://schemas.microsoft.com/office/drawing/2016/5/11/chartex" xmlns:cx6="http://schemas.microsoft.com/office/drawing/2016/5/12/chartex" xmlns:cx7="http://schemas.microsoft.com/office/drawing/2016/5/13/chartex" xmlns:cx8="http://schemas.microsoft.com/office/drawing/2016/5/14/chartex" xmlns:mc="http://schemas.openxmlformats.org/markup-compatibility/2006" xmlns:aink="http://schemas.microsoft.com/office/drawing/2016/ink" xmlns:am3d="http://schemas.microsoft.com/office/drawing/2017/model3d" xmlns:o="urn:schemas-microsoft-com:office:office" xmlns:oel="http://schemas.microsoft.com/office/2019/extlst" xmlns:r="http://schemas.openxmlformats.org/officeDocument/2006/relationships" xmlns:m="http://schemas.openxmlformats.org/officeDocument/2006/math" xmlns:v="urn:schemas-microsoft-com:vml" xmlns:wp14="http://schemas.microsoft.com/office/word/2010/wordprocessingDrawing" xmlns:wp="http://schemas.openxmlformats.org/drawingml/2006/wordprocessingDrawing" xmlns:w10="urn:schemas-microsoft-com:office:word" xmlns:w="http://schemas.openxmlformats.org/wordprocessingml/2006/main" xmlns:w14="http://schemas.microsoft.com/office/word/2010/wordml" xmlns:w15="http://schemas.microsoft.com/office/word/2012/wordml" xmlns:w16cex="http://schemas.microsoft.com/office/word/2018/wordml/cex" xmlns:w16cid="http://schemas.microsoft.com/office/word/2016/wordml/cid" xmlns:w16="http://schemas.microsoft.com/office/word/2018/wordml" xmlns:w16sdtdh="http://schemas.microsoft.com/office/word/2020/wordml/sdtdatahash" xmlns:w16se="http://schemas.microsoft.com/office/word/2015/wordml/symex" xmlns:wpg="http://schemas.microsoft.com/office/word/2010/wordprocessingGroup" xmlns:wpi="http://schemas.microsoft.com/office/word/2010/wordprocessingInk" xmlns:wne="http://schemas.microsoft.com/office/word/2006/wordml" xmlns:wps="http://schemas.microsoft.com/office/word/2010/wordprocessingShape" mc:Ignorable="w14 w15 w16se w16cid w16 w16cex w16sdtdh wp14">
+<w:endnotes xmlns:wpc="http://schemas.microsoft.com/office/word/2010/wordprocessingCanvas" xmlns:cx="http://schemas.microsoft.com/office/drawing/2014/chartex" xmlns:cx1="http://schemas.microsoft.com/office/drawing/2015/9/8/chartex" xmlns:cx2="http://schemas.microsoft.com/office/drawing/2015/10/21/chartex" xmlns:cx3="http://schemas.microsoft.com/office/drawing/2016/5/9/chartex" xmlns:cx4="http://schemas.microsoft.com/office/drawing/2016/5/10/chartex" xmlns:cx5="http://schemas.microsoft.com/office/drawing/2016/5/11/chartex" xmlns:cx6="http://schemas.microsoft.com/office/drawing/2016/5/12/chartex" xmlns:cx7="http://schemas.microsoft.com/office/drawing/2016/5/13/chartex" xmlns:cx8="http://schemas.microsoft.com/office/drawing/2016/5/14/chartex" xmlns:mc="http://schemas.openxmlformats.org/markup-compatibility/2006" xmlns:aink="http://schemas.microsoft.com/office/drawing/2016/ink" xmlns:am3d="http://schemas.microsoft.com/office/drawing/2017/model3d" xmlns:o="urn:schemas-microsoft-com:office:office" xmlns:oel="http://schemas.microsoft.com/office/2019/extlst" xmlns:r="http://schemas.openxmlformats.org/officeDocument/2006/relationships" xmlns:m="http://schemas.openxmlformats.org/officeDocument/2006/math" xmlns:v="urn:schemas-microsoft-com:vml" xmlns:wp14="http://schemas.microsoft.com/office/word/2010/wordprocessingDrawing" xmlns:wp="http://schemas.openxmlformats.org/drawingml/2006/wordprocessingDrawing" xmlns:w10="urn:schemas-microsoft-com:office:word" xmlns:w="http://schemas.openxmlformats.org/wordprocessingml/2006/main" xmlns:w14="http://schemas.microsoft.com/office/word/2010/wordml" xmlns:w15="http://schemas.microsoft.com/office/word/2012/wordml" xmlns:w16cex="http://schemas.microsoft.com/office/word/2018/wordml/cex" xmlns:w16cid="http://schemas.microsoft.com/office/word/2016/wordml/cid" xmlns:w16="http://schemas.microsoft.com/office/word/2018/wordml" xmlns:w16du="http://schemas.microsoft.com/office/word/2023/wordml/word16du" xmlns:w16sdtdh="http://schemas.microsoft.com/office/word/2020/wordml/sdtdatahash" xmlns:w16sdtfl="http://schemas.microsoft.com/office/word/2024/wordml/sdtformatlock" xmlns:w16se="http://schemas.microsoft.com/office/word/2015/wordml/symex" xmlns:wpg="http://schemas.microsoft.com/office/word/2010/wordprocessingGroup" xmlns:wpi="http://schemas.microsoft.com/office/word/2010/wordprocessingInk" xmlns:wne="http://schemas.microsoft.com/office/word/2006/wordml" xmlns:wps="http://schemas.microsoft.com/office/word/2010/wordprocessingShape" mc:Ignorable="w14 w15 w16se w16cid w16 w16cex w16sdtdh w16sdtfl w16du wp14">
   <w:endnote w:type="separator" w:id="-1">
     <w:p>
       <w:pPr>
@@ -37977,7 +38294,7 @@
 </file>
 
 <file path=word/footer1.xml><?xml version="1.0" encoding="utf-8"?>
-<w:ftr xmlns:wpc="http://schemas.microsoft.com/office/word/2010/wordprocessingCanvas" xmlns:cx="http://schemas.microsoft.com/office/drawing/2014/chartex" xmlns:cx1="http://schemas.microsoft.com/office/drawing/2015/9/8/chartex" xmlns:cx2="http://schemas.microsoft.com/office/drawing/2015/10/21/chartex" xmlns:cx3="http://schemas.microsoft.com/office/drawing/2016/5/9/chartex" xmlns:cx4="http://schemas.microsoft.com/office/drawing/2016/5/10/chartex" xmlns:cx5="http://schemas.microsoft.com/office/drawing/2016/5/11/chartex" xmlns:cx6="http://schemas.microsoft.com/office/drawing/2016/5/12/chartex" xmlns:cx7="http://schemas.microsoft.com/office/drawing/2016/5/13/chartex" xmlns:cx8="http://schemas.microsoft.com/office/drawing/2016/5/14/chartex" xmlns:mc="http://schemas.openxmlformats.org/markup-compatibility/2006" xmlns:aink="http://schemas.microsoft.com/office/drawing/2016/ink" xmlns:am3d="http://schemas.microsoft.com/office/drawing/2017/model3d" xmlns:o="urn:schemas-microsoft-com:office:office" xmlns:oel="http://schemas.microsoft.com/office/2019/extlst" xmlns:r="http://schemas.openxmlformats.org/officeDocument/2006/relationships" xmlns:m="http://schemas.openxmlformats.org/officeDocument/2006/math" xmlns:v="urn:schemas-microsoft-com:vml" xmlns:wp14="http://schemas.microsoft.com/office/word/2010/wordprocessingDrawing" xmlns:wp="http://schemas.openxmlformats.org/drawingml/2006/wordprocessingDrawing" xmlns:w10="urn:schemas-microsoft-com:office:word" xmlns:w="http://schemas.openxmlformats.org/wordprocessingml/2006/main" xmlns:w14="http://schemas.microsoft.com/office/word/2010/wordml" xmlns:w15="http://schemas.microsoft.com/office/word/2012/wordml" xmlns:w16cex="http://schemas.microsoft.com/office/word/2018/wordml/cex" xmlns:w16cid="http://schemas.microsoft.com/office/word/2016/wordml/cid" xmlns:w16="http://schemas.microsoft.com/office/word/2018/wordml" xmlns:w16sdtdh="http://schemas.microsoft.com/office/word/2020/wordml/sdtdatahash" xmlns:w16se="http://schemas.microsoft.com/office/word/2015/wordml/symex" xmlns:wpg="http://schemas.microsoft.com/office/word/2010/wordprocessingGroup" xmlns:wpi="http://schemas.microsoft.com/office/word/2010/wordprocessingInk" xmlns:wne="http://schemas.microsoft.com/office/word/2006/wordml" xmlns:wps="http://schemas.microsoft.com/office/word/2010/wordprocessingShape" mc:Ignorable="w14 w15 w16se w16cid w16 w16cex w16sdtdh wp14">
+<w:ftr xmlns:wpc="http://schemas.microsoft.com/office/word/2010/wordprocessingCanvas" xmlns:cx="http://schemas.microsoft.com/office/drawing/2014/chartex" xmlns:cx1="http://schemas.microsoft.com/office/drawing/2015/9/8/chartex" xmlns:cx2="http://schemas.microsoft.com/office/drawing/2015/10/21/chartex" xmlns:cx3="http://schemas.microsoft.com/office/drawing/2016/5/9/chartex" xmlns:cx4="http://schemas.microsoft.com/office/drawing/2016/5/10/chartex" xmlns:cx5="http://schemas.microsoft.com/office/drawing/2016/5/11/chartex" xmlns:cx6="http://schemas.microsoft.com/office/drawing/2016/5/12/chartex" xmlns:cx7="http://schemas.microsoft.com/office/drawing/2016/5/13/chartex" xmlns:cx8="http://schemas.microsoft.com/office/drawing/2016/5/14/chartex" xmlns:mc="http://schemas.openxmlformats.org/markup-compatibility/2006" xmlns:aink="http://schemas.microsoft.com/office/drawing/2016/ink" xmlns:am3d="http://schemas.microsoft.com/office/drawing/2017/model3d" xmlns:o="urn:schemas-microsoft-com:office:office" xmlns:oel="http://schemas.microsoft.com/office/2019/extlst" xmlns:r="http://schemas.openxmlformats.org/officeDocument/2006/relationships" xmlns:m="http://schemas.openxmlformats.org/officeDocument/2006/math" xmlns:v="urn:schemas-microsoft-com:vml" xmlns:wp14="http://schemas.microsoft.com/office/word/2010/wordprocessingDrawing" xmlns:wp="http://schemas.openxmlformats.org/drawingml/2006/wordprocessingDrawing" xmlns:w10="urn:schemas-microsoft-com:office:word" xmlns:w="http://schemas.openxmlformats.org/wordprocessingml/2006/main" xmlns:w14="http://schemas.microsoft.com/office/word/2010/wordml" xmlns:w15="http://schemas.microsoft.com/office/word/2012/wordml" xmlns:w16cex="http://schemas.microsoft.com/office/word/2018/wordml/cex" xmlns:w16cid="http://schemas.microsoft.com/office/word/2016/wordml/cid" xmlns:w16="http://schemas.microsoft.com/office/word/2018/wordml" xmlns:w16du="http://schemas.microsoft.com/office/word/2023/wordml/word16du" xmlns:w16sdtdh="http://schemas.microsoft.com/office/word/2020/wordml/sdtdatahash" xmlns:w16sdtfl="http://schemas.microsoft.com/office/word/2024/wordml/sdtformatlock" xmlns:w16se="http://schemas.microsoft.com/office/word/2015/wordml/symex" xmlns:wpg="http://schemas.microsoft.com/office/word/2010/wordprocessingGroup" xmlns:wpi="http://schemas.microsoft.com/office/word/2010/wordprocessingInk" xmlns:wne="http://schemas.microsoft.com/office/word/2006/wordml" xmlns:wps="http://schemas.microsoft.com/office/word/2010/wordprocessingShape" mc:Ignorable="w14 w15 w16se w16cid w16 w16cex w16sdtdh w16sdtfl w16du wp14">
   <w:p>
     <w:pPr>
       <w:pBdr>
@@ -38159,7 +38476,7 @@
 </file>
 
 <file path=word/footer2.xml><?xml version="1.0" encoding="utf-8"?>
-<w:ftr xmlns:wpc="http://schemas.microsoft.com/office/word/2010/wordprocessingCanvas" xmlns:cx="http://schemas.microsoft.com/office/drawing/2014/chartex" xmlns:cx1="http://schemas.microsoft.com/office/drawing/2015/9/8/chartex" xmlns:cx2="http://schemas.microsoft.com/office/drawing/2015/10/21/chartex" xmlns:cx3="http://schemas.microsoft.com/office/drawing/2016/5/9/chartex" xmlns:cx4="http://schemas.microsoft.com/office/drawing/2016/5/10/chartex" xmlns:cx5="http://schemas.microsoft.com/office/drawing/2016/5/11/chartex" xmlns:cx6="http://schemas.microsoft.com/office/drawing/2016/5/12/chartex" xmlns:cx7="http://schemas.microsoft.com/office/drawing/2016/5/13/chartex" xmlns:cx8="http://schemas.microsoft.com/office/drawing/2016/5/14/chartex" xmlns:mc="http://schemas.openxmlformats.org/markup-compatibility/2006" xmlns:aink="http://schemas.microsoft.com/office/drawing/2016/ink" xmlns:am3d="http://schemas.microsoft.com/office/drawing/2017/model3d" xmlns:o="urn:schemas-microsoft-com:office:office" xmlns:oel="http://schemas.microsoft.com/office/2019/extlst" xmlns:r="http://schemas.openxmlformats.org/officeDocument/2006/relationships" xmlns:m="http://schemas.openxmlformats.org/officeDocument/2006/math" xmlns:v="urn:schemas-microsoft-com:vml" xmlns:wp14="http://schemas.microsoft.com/office/word/2010/wordprocessingDrawing" xmlns:wp="http://schemas.openxmlformats.org/drawingml/2006/wordprocessingDrawing" xmlns:w10="urn:schemas-microsoft-com:office:word" xmlns:w="http://schemas.openxmlformats.org/wordprocessingml/2006/main" xmlns:w14="http://schemas.microsoft.com/office/word/2010/wordml" xmlns:w15="http://schemas.microsoft.com/office/word/2012/wordml" xmlns:w16cex="http://schemas.microsoft.com/office/word/2018/wordml/cex" xmlns:w16cid="http://schemas.microsoft.com/office/word/2016/wordml/cid" xmlns:w16="http://schemas.microsoft.com/office/word/2018/wordml" xmlns:w16sdtdh="http://schemas.microsoft.com/office/word/2020/wordml/sdtdatahash" xmlns:w16se="http://schemas.microsoft.com/office/word/2015/wordml/symex" xmlns:wpg="http://schemas.microsoft.com/office/word/2010/wordprocessingGroup" xmlns:wpi="http://schemas.microsoft.com/office/word/2010/wordprocessingInk" xmlns:wne="http://schemas.microsoft.com/office/word/2006/wordml" xmlns:wps="http://schemas.microsoft.com/office/word/2010/wordprocessingShape" mc:Ignorable="w14 w15 w16se w16cid w16 w16cex w16sdtdh wp14">
+<w:ftr xmlns:wpc="http://schemas.microsoft.com/office/word/2010/wordprocessingCanvas" xmlns:cx="http://schemas.microsoft.com/office/drawing/2014/chartex" xmlns:cx1="http://schemas.microsoft.com/office/drawing/2015/9/8/chartex" xmlns:cx2="http://schemas.microsoft.com/office/drawing/2015/10/21/chartex" xmlns:cx3="http://schemas.microsoft.com/office/drawing/2016/5/9/chartex" xmlns:cx4="http://schemas.microsoft.com/office/drawing/2016/5/10/chartex" xmlns:cx5="http://schemas.microsoft.com/office/drawing/2016/5/11/chartex" xmlns:cx6="http://schemas.microsoft.com/office/drawing/2016/5/12/chartex" xmlns:cx7="http://schemas.microsoft.com/office/drawing/2016/5/13/chartex" xmlns:cx8="http://schemas.microsoft.com/office/drawing/2016/5/14/chartex" xmlns:mc="http://schemas.openxmlformats.org/markup-compatibility/2006" xmlns:aink="http://schemas.microsoft.com/office/drawing/2016/ink" xmlns:am3d="http://schemas.microsoft.com/office/drawing/2017/model3d" xmlns:o="urn:schemas-microsoft-com:office:office" xmlns:oel="http://schemas.microsoft.com/office/2019/extlst" xmlns:r="http://schemas.openxmlformats.org/officeDocument/2006/relationships" xmlns:m="http://schemas.openxmlformats.org/officeDocument/2006/math" xmlns:v="urn:schemas-microsoft-com:vml" xmlns:wp14="http://schemas.microsoft.com/office/word/2010/wordprocessingDrawing" xmlns:wp="http://schemas.openxmlformats.org/drawingml/2006/wordprocessingDrawing" xmlns:w10="urn:schemas-microsoft-com:office:word" xmlns:w="http://schemas.openxmlformats.org/wordprocessingml/2006/main" xmlns:w14="http://schemas.microsoft.com/office/word/2010/wordml" xmlns:w15="http://schemas.microsoft.com/office/word/2012/wordml" xmlns:w16cex="http://schemas.microsoft.com/office/word/2018/wordml/cex" xmlns:w16cid="http://schemas.microsoft.com/office/word/2016/wordml/cid" xmlns:w16="http://schemas.microsoft.com/office/word/2018/wordml" xmlns:w16du="http://schemas.microsoft.com/office/word/2023/wordml/word16du" xmlns:w16sdtdh="http://schemas.microsoft.com/office/word/2020/wordml/sdtdatahash" xmlns:w16sdtfl="http://schemas.microsoft.com/office/word/2024/wordml/sdtformatlock" xmlns:w16se="http://schemas.microsoft.com/office/word/2015/wordml/symex" xmlns:wpg="http://schemas.microsoft.com/office/word/2010/wordprocessingGroup" xmlns:wpi="http://schemas.microsoft.com/office/word/2010/wordprocessingInk" xmlns:wne="http://schemas.microsoft.com/office/word/2006/wordml" xmlns:wps="http://schemas.microsoft.com/office/word/2010/wordprocessingShape" mc:Ignorable="w14 w15 w16se w16cid w16 w16cex w16sdtdh w16sdtfl w16du wp14">
   <w:p>
     <w:pPr>
       <w:pBdr>
@@ -38365,7 +38682,7 @@
 </file>
 
 <file path=word/footnotes.xml><?xml version="1.0" encoding="utf-8"?>
-<w:footnotes xmlns:wpc="http://schemas.microsoft.com/office/word/2010/wordprocessingCanvas" xmlns:cx="http://schemas.microsoft.com/office/drawing/2014/chartex" xmlns:cx1="http://schemas.microsoft.com/office/drawing/2015/9/8/chartex" xmlns:cx2="http://schemas.microsoft.com/office/drawing/2015/10/21/chartex" xmlns:cx3="http://schemas.microsoft.com/office/drawing/2016/5/9/chartex" xmlns:cx4="http://schemas.microsoft.com/office/drawing/2016/5/10/chartex" xmlns:cx5="http://schemas.microsoft.com/office/drawing/2016/5/11/chartex" xmlns:cx6="http://schemas.microsoft.com/office/drawing/2016/5/12/chartex" xmlns:cx7="http://schemas.microsoft.com/office/drawing/2016/5/13/chartex" xmlns:cx8="http://schemas.microsoft.com/office/drawing/2016/5/14/chartex" xmlns:mc="http://schemas.openxmlformats.org/markup-compatibility/2006" xmlns:aink="http://schemas.microsoft.com/office/drawing/2016/ink" xmlns:am3d="http://schemas.microsoft.com/office/drawing/2017/model3d" xmlns:o="urn:schemas-microsoft-com:office:office" xmlns:oel="http://schemas.microsoft.com/office/2019/extlst" xmlns:r="http://schemas.openxmlformats.org/officeDocument/2006/relationships" xmlns:m="http://schemas.openxmlformats.org/officeDocument/2006/math" xmlns:v="urn:schemas-microsoft-com:vml" xmlns:wp14="http://schemas.microsoft.com/office/word/2010/wordprocessingDrawing" xmlns:wp="http://schemas.openxmlformats.org/drawingml/2006/wordprocessingDrawing" xmlns:w10="urn:schemas-microsoft-com:office:word" xmlns:w="http://schemas.openxmlformats.org/wordprocessingml/2006/main" xmlns:w14="http://schemas.microsoft.com/office/word/2010/wordml" xmlns:w15="http://schemas.microsoft.com/office/word/2012/wordml" xmlns:w16cex="http://schemas.microsoft.com/office/word/2018/wordml/cex" xmlns:w16cid="http://schemas.microsoft.com/office/word/2016/wordml/cid" xmlns:w16="http://schemas.microsoft.com/office/word/2018/wordml" xmlns:w16sdtdh="http://schemas.microsoft.com/office/word/2020/wordml/sdtdatahash" xmlns:w16se="http://schemas.microsoft.com/office/word/2015/wordml/symex" xmlns:wpg="http://schemas.microsoft.com/office/word/2010/wordprocessingGroup" xmlns:wpi="http://schemas.microsoft.com/office/word/2010/wordprocessingInk" xmlns:wne="http://schemas.microsoft.com/office/word/2006/wordml" xmlns:wps="http://schemas.microsoft.com/office/word/2010/wordprocessingShape" mc:Ignorable="w14 w15 w16se w16cid w16 w16cex w16sdtdh wp14">
+<w:footnotes xmlns:wpc="http://schemas.microsoft.com/office/word/2010/wordprocessingCanvas" xmlns:cx="http://schemas.microsoft.com/office/drawing/2014/chartex" xmlns:cx1="http://schemas.microsoft.com/office/drawing/2015/9/8/chartex" xmlns:cx2="http://schemas.microsoft.com/office/drawing/2015/10/21/chartex" xmlns:cx3="http://schemas.microsoft.com/office/drawing/2016/5/9/chartex" xmlns:cx4="http://schemas.microsoft.com/office/drawing/2016/5/10/chartex" xmlns:cx5="http://schemas.microsoft.com/office/drawing/2016/5/11/chartex" xmlns:cx6="http://schemas.microsoft.com/office/drawing/2016/5/12/chartex" xmlns:cx7="http://schemas.microsoft.com/office/drawing/2016/5/13/chartex" xmlns:cx8="http://schemas.microsoft.com/office/drawing/2016/5/14/chartex" xmlns:mc="http://schemas.openxmlformats.org/markup-compatibility/2006" xmlns:aink="http://schemas.microsoft.com/office/drawing/2016/ink" xmlns:am3d="http://schemas.microsoft.com/office/drawing/2017/model3d" xmlns:o="urn:schemas-microsoft-com:office:office" xmlns:oel="http://schemas.microsoft.com/office/2019/extlst" xmlns:r="http://schemas.openxmlformats.org/officeDocument/2006/relationships" xmlns:m="http://schemas.openxmlformats.org/officeDocument/2006/math" xmlns:v="urn:schemas-microsoft-com:vml" xmlns:wp14="http://schemas.microsoft.com/office/word/2010/wordprocessingDrawing" xmlns:wp="http://schemas.openxmlformats.org/drawingml/2006/wordprocessingDrawing" xmlns:w10="urn:schemas-microsoft-com:office:word" xmlns:w="http://schemas.openxmlformats.org/wordprocessingml/2006/main" xmlns:w14="http://schemas.microsoft.com/office/word/2010/wordml" xmlns:w15="http://schemas.microsoft.com/office/word/2012/wordml" xmlns:w16cex="http://schemas.microsoft.com/office/word/2018/wordml/cex" xmlns:w16cid="http://schemas.microsoft.com/office/word/2016/wordml/cid" xmlns:w16="http://schemas.microsoft.com/office/word/2018/wordml" xmlns:w16du="http://schemas.microsoft.com/office/word/2023/wordml/word16du" xmlns:w16sdtdh="http://schemas.microsoft.com/office/word/2020/wordml/sdtdatahash" xmlns:w16sdtfl="http://schemas.microsoft.com/office/word/2024/wordml/sdtformatlock" xmlns:w16se="http://schemas.microsoft.com/office/word/2015/wordml/symex" xmlns:wpg="http://schemas.microsoft.com/office/word/2010/wordprocessingGroup" xmlns:wpi="http://schemas.microsoft.com/office/word/2010/wordprocessingInk" xmlns:wne="http://schemas.microsoft.com/office/word/2006/wordml" xmlns:wps="http://schemas.microsoft.com/office/word/2010/wordprocessingShape" mc:Ignorable="w14 w15 w16se w16cid w16 w16cex w16sdtdh w16sdtfl w16du wp14">
   <w:footnote w:type="separator" w:id="-1">
     <w:p>
       <w:pPr>
@@ -38390,7 +38707,7 @@
 </file>
 
 <file path=word/header1.xml><?xml version="1.0" encoding="utf-8"?>
-<w:hdr xmlns:wpc="http://schemas.microsoft.com/office/word/2010/wordprocessingCanvas" xmlns:cx="http://schemas.microsoft.com/office/drawing/2014/chartex" xmlns:cx1="http://schemas.microsoft.com/office/drawing/2015/9/8/chartex" xmlns:cx2="http://schemas.microsoft.com/office/drawing/2015/10/21/chartex" xmlns:cx3="http://schemas.microsoft.com/office/drawing/2016/5/9/chartex" xmlns:cx4="http://schemas.microsoft.com/office/drawing/2016/5/10/chartex" xmlns:cx5="http://schemas.microsoft.com/office/drawing/2016/5/11/chartex" xmlns:cx6="http://schemas.microsoft.com/office/drawing/2016/5/12/chartex" xmlns:cx7="http://schemas.microsoft.com/office/drawing/2016/5/13/chartex" xmlns:cx8="http://schemas.microsoft.com/office/drawing/2016/5/14/chartex" xmlns:mc="http://schemas.openxmlformats.org/markup-compatibility/2006" xmlns:aink="http://schemas.microsoft.com/office/drawing/2016/ink" xmlns:am3d="http://schemas.microsoft.com/office/drawing/2017/model3d" xmlns:o="urn:schemas-microsoft-com:office:office" xmlns:oel="http://schemas.microsoft.com/office/2019/extlst" xmlns:r="http://schemas.openxmlformats.org/officeDocument/2006/relationships" xmlns:m="http://schemas.openxmlformats.org/officeDocument/2006/math" xmlns:v="urn:schemas-microsoft-com:vml" xmlns:wp14="http://schemas.microsoft.com/office/word/2010/wordprocessingDrawing" xmlns:wp="http://schemas.openxmlformats.org/drawingml/2006/wordprocessingDrawing" xmlns:w10="urn:schemas-microsoft-com:office:word" xmlns:w="http://schemas.openxmlformats.org/wordprocessingml/2006/main" xmlns:w14="http://schemas.microsoft.com/office/word/2010/wordml" xmlns:w15="http://schemas.microsoft.com/office/word/2012/wordml" xmlns:w16cex="http://schemas.microsoft.com/office/word/2018/wordml/cex" xmlns:w16cid="http://schemas.microsoft.com/office/word/2016/wordml/cid" xmlns:w16="http://schemas.microsoft.com/office/word/2018/wordml" xmlns:w16sdtdh="http://schemas.microsoft.com/office/word/2020/wordml/sdtdatahash" xmlns:w16se="http://schemas.microsoft.com/office/word/2015/wordml/symex" xmlns:wpg="http://schemas.microsoft.com/office/word/2010/wordprocessingGroup" xmlns:wpi="http://schemas.microsoft.com/office/word/2010/wordprocessingInk" xmlns:wne="http://schemas.microsoft.com/office/word/2006/wordml" xmlns:wps="http://schemas.microsoft.com/office/word/2010/wordprocessingShape" mc:Ignorable="w14 w15 w16se w16cid w16 w16cex w16sdtdh wp14">
+<w:hdr xmlns:wpc="http://schemas.microsoft.com/office/word/2010/wordprocessingCanvas" xmlns:cx="http://schemas.microsoft.com/office/drawing/2014/chartex" xmlns:cx1="http://schemas.microsoft.com/office/drawing/2015/9/8/chartex" xmlns:cx2="http://schemas.microsoft.com/office/drawing/2015/10/21/chartex" xmlns:cx3="http://schemas.microsoft.com/office/drawing/2016/5/9/chartex" xmlns:cx4="http://schemas.microsoft.com/office/drawing/2016/5/10/chartex" xmlns:cx5="http://schemas.microsoft.com/office/drawing/2016/5/11/chartex" xmlns:cx6="http://schemas.microsoft.com/office/drawing/2016/5/12/chartex" xmlns:cx7="http://schemas.microsoft.com/office/drawing/2016/5/13/chartex" xmlns:cx8="http://schemas.microsoft.com/office/drawing/2016/5/14/chartex" xmlns:mc="http://schemas.openxmlformats.org/markup-compatibility/2006" xmlns:aink="http://schemas.microsoft.com/office/drawing/2016/ink" xmlns:am3d="http://schemas.microsoft.com/office/drawing/2017/model3d" xmlns:o="urn:schemas-microsoft-com:office:office" xmlns:oel="http://schemas.microsoft.com/office/2019/extlst" xmlns:r="http://schemas.openxmlformats.org/officeDocument/2006/relationships" xmlns:m="http://schemas.openxmlformats.org/officeDocument/2006/math" xmlns:v="urn:schemas-microsoft-com:vml" xmlns:wp14="http://schemas.microsoft.com/office/word/2010/wordprocessingDrawing" xmlns:wp="http://schemas.openxmlformats.org/drawingml/2006/wordprocessingDrawing" xmlns:w10="urn:schemas-microsoft-com:office:word" xmlns:w="http://schemas.openxmlformats.org/wordprocessingml/2006/main" xmlns:w14="http://schemas.microsoft.com/office/word/2010/wordml" xmlns:w15="http://schemas.microsoft.com/office/word/2012/wordml" xmlns:w16cex="http://schemas.microsoft.com/office/word/2018/wordml/cex" xmlns:w16cid="http://schemas.microsoft.com/office/word/2016/wordml/cid" xmlns:w16="http://schemas.microsoft.com/office/word/2018/wordml" xmlns:w16du="http://schemas.microsoft.com/office/word/2023/wordml/word16du" xmlns:w16sdtdh="http://schemas.microsoft.com/office/word/2020/wordml/sdtdatahash" xmlns:w16sdtfl="http://schemas.microsoft.com/office/word/2024/wordml/sdtformatlock" xmlns:w16se="http://schemas.microsoft.com/office/word/2015/wordml/symex" xmlns:wpg="http://schemas.microsoft.com/office/word/2010/wordprocessingGroup" xmlns:wpi="http://schemas.microsoft.com/office/word/2010/wordprocessingInk" xmlns:wne="http://schemas.microsoft.com/office/word/2006/wordml" xmlns:wps="http://schemas.microsoft.com/office/word/2010/wordprocessingShape" mc:Ignorable="w14 w15 w16se w16cid w16 w16cex w16sdtdh w16sdtfl w16du wp14">
   <w:p>
     <w:pPr>
       <w:pStyle w:val="Header"/>
@@ -38411,7 +38728,7 @@
 </file>
 
 <file path=word/header2.xml><?xml version="1.0" encoding="utf-8"?>
-<w:hdr xmlns:wpc="http://schemas.microsoft.com/office/word/2010/wordprocessingCanvas" xmlns:cx="http://schemas.microsoft.com/office/drawing/2014/chartex" xmlns:cx1="http://schemas.microsoft.com/office/drawing/2015/9/8/chartex" xmlns:cx2="http://schemas.microsoft.com/office/drawing/2015/10/21/chartex" xmlns:cx3="http://schemas.microsoft.com/office/drawing/2016/5/9/chartex" xmlns:cx4="http://schemas.microsoft.com/office/drawing/2016/5/10/chartex" xmlns:cx5="http://schemas.microsoft.com/office/drawing/2016/5/11/chartex" xmlns:cx6="http://schemas.microsoft.com/office/drawing/2016/5/12/chartex" xmlns:cx7="http://schemas.microsoft.com/office/drawing/2016/5/13/chartex" xmlns:cx8="http://schemas.microsoft.com/office/drawing/2016/5/14/chartex" xmlns:mc="http://schemas.openxmlformats.org/markup-compatibility/2006" xmlns:aink="http://schemas.microsoft.com/office/drawing/2016/ink" xmlns:am3d="http://schemas.microsoft.com/office/drawing/2017/model3d" xmlns:o="urn:schemas-microsoft-com:office:office" xmlns:oel="http://schemas.microsoft.com/office/2019/extlst" xmlns:r="http://schemas.openxmlformats.org/officeDocument/2006/relationships" xmlns:m="http://schemas.openxmlformats.org/officeDocument/2006/math" xmlns:v="urn:schemas-microsoft-com:vml" xmlns:wp14="http://schemas.microsoft.com/office/word/2010/wordprocessingDrawing" xmlns:wp="http://schemas.openxmlformats.org/drawingml/2006/wordprocessingDrawing" xmlns:w10="urn:schemas-microsoft-com:office:word" xmlns:w="http://schemas.openxmlformats.org/wordprocessingml/2006/main" xmlns:w14="http://schemas.microsoft.com/office/word/2010/wordml" xmlns:w15="http://schemas.microsoft.com/office/word/2012/wordml" xmlns:w16cex="http://schemas.microsoft.com/office/word/2018/wordml/cex" xmlns:w16cid="http://schemas.microsoft.com/office/word/2016/wordml/cid" xmlns:w16="http://schemas.microsoft.com/office/word/2018/wordml" xmlns:w16sdtdh="http://schemas.microsoft.com/office/word/2020/wordml/sdtdatahash" xmlns:w16se="http://schemas.microsoft.com/office/word/2015/wordml/symex" xmlns:wpg="http://schemas.microsoft.com/office/word/2010/wordprocessingGroup" xmlns:wpi="http://schemas.microsoft.com/office/word/2010/wordprocessingInk" xmlns:wne="http://schemas.microsoft.com/office/word/2006/wordml" xmlns:wps="http://schemas.microsoft.com/office/word/2010/wordprocessingShape" mc:Ignorable="w14 w15 w16se w16cid w16 w16cex w16sdtdh wp14">
+<w:hdr xmlns:wpc="http://schemas.microsoft.com/office/word/2010/wordprocessingCanvas" xmlns:cx="http://schemas.microsoft.com/office/drawing/2014/chartex" xmlns:cx1="http://schemas.microsoft.com/office/drawing/2015/9/8/chartex" xmlns:cx2="http://schemas.microsoft.com/office/drawing/2015/10/21/chartex" xmlns:cx3="http://schemas.microsoft.com/office/drawing/2016/5/9/chartex" xmlns:cx4="http://schemas.microsoft.com/office/drawing/2016/5/10/chartex" xmlns:cx5="http://schemas.microsoft.com/office/drawing/2016/5/11/chartex" xmlns:cx6="http://schemas.microsoft.com/office/drawing/2016/5/12/chartex" xmlns:cx7="http://schemas.microsoft.com/office/drawing/2016/5/13/chartex" xmlns:cx8="http://schemas.microsoft.com/office/drawing/2016/5/14/chartex" xmlns:mc="http://schemas.openxmlformats.org/markup-compatibility/2006" xmlns:aink="http://schemas.microsoft.com/office/drawing/2016/ink" xmlns:am3d="http://schemas.microsoft.com/office/drawing/2017/model3d" xmlns:o="urn:schemas-microsoft-com:office:office" xmlns:oel="http://schemas.microsoft.com/office/2019/extlst" xmlns:r="http://schemas.openxmlformats.org/officeDocument/2006/relationships" xmlns:m="http://schemas.openxmlformats.org/officeDocument/2006/math" xmlns:v="urn:schemas-microsoft-com:vml" xmlns:wp14="http://schemas.microsoft.com/office/word/2010/wordprocessingDrawing" xmlns:wp="http://schemas.openxmlformats.org/drawingml/2006/wordprocessingDrawing" xmlns:w10="urn:schemas-microsoft-com:office:word" xmlns:w="http://schemas.openxmlformats.org/wordprocessingml/2006/main" xmlns:w14="http://schemas.microsoft.com/office/word/2010/wordml" xmlns:w15="http://schemas.microsoft.com/office/word/2012/wordml" xmlns:w16cex="http://schemas.microsoft.com/office/word/2018/wordml/cex" xmlns:w16cid="http://schemas.microsoft.com/office/word/2016/wordml/cid" xmlns:w16="http://schemas.microsoft.com/office/word/2018/wordml" xmlns:w16du="http://schemas.microsoft.com/office/word/2023/wordml/word16du" xmlns:w16sdtdh="http://schemas.microsoft.com/office/word/2020/wordml/sdtdatahash" xmlns:w16sdtfl="http://schemas.microsoft.com/office/word/2024/wordml/sdtformatlock" xmlns:w16se="http://schemas.microsoft.com/office/word/2015/wordml/symex" xmlns:wpg="http://schemas.microsoft.com/office/word/2010/wordprocessingGroup" xmlns:wpi="http://schemas.microsoft.com/office/word/2010/wordprocessingInk" xmlns:wne="http://schemas.microsoft.com/office/word/2006/wordml" xmlns:wps="http://schemas.microsoft.com/office/word/2010/wordprocessingShape" mc:Ignorable="w14 w15 w16se w16cid w16 w16cex w16sdtdh w16sdtfl w16du wp14">
   <w:p>
     <w:pPr>
       <w:pStyle w:val="Header"/>
@@ -38424,7 +38741,7 @@
 </file>
 
 <file path=word/styles.xml><?xml version="1.0" encoding="utf-8"?>
-<w:styles xmlns:mc="http://schemas.openxmlformats.org/markup-compatibility/2006" xmlns:r="http://schemas.openxmlformats.org/officeDocument/2006/relationships" xmlns:w="http://schemas.openxmlformats.org/wordprocessingml/2006/main" xmlns:w14="http://schemas.microsoft.com/office/word/2010/wordml" xmlns:w15="http://schemas.microsoft.com/office/word/2012/wordml" xmlns:w16cex="http://schemas.microsoft.com/office/word/2018/wordml/cex" xmlns:w16cid="http://schemas.microsoft.com/office/word/2016/wordml/cid" xmlns:w16="http://schemas.microsoft.com/office/word/2018/wordml" xmlns:w16sdtdh="http://schemas.microsoft.com/office/word/2020/wordml/sdtdatahash" xmlns:w16se="http://schemas.microsoft.com/office/word/2015/wordml/symex" mc:Ignorable="w14 w15 w16se w16cid w16 w16cex w16sdtdh">
+<w:styles xmlns:mc="http://schemas.openxmlformats.org/markup-compatibility/2006" xmlns:r="http://schemas.openxmlformats.org/officeDocument/2006/relationships" xmlns:w="http://schemas.openxmlformats.org/wordprocessingml/2006/main" xmlns:w14="http://schemas.microsoft.com/office/word/2010/wordml" xmlns:w15="http://schemas.microsoft.com/office/word/2012/wordml" xmlns:w16cex="http://schemas.microsoft.com/office/word/2018/wordml/cex" xmlns:w16cid="http://schemas.microsoft.com/office/word/2016/wordml/cid" xmlns:w16="http://schemas.microsoft.com/office/word/2018/wordml" xmlns:w16du="http://schemas.microsoft.com/office/word/2023/wordml/word16du" xmlns:w16sdtdh="http://schemas.microsoft.com/office/word/2020/wordml/sdtdatahash" xmlns:w16sdtfl="http://schemas.microsoft.com/office/word/2024/wordml/sdtformatlock" xmlns:w16se="http://schemas.microsoft.com/office/word/2015/wordml/symex" mc:Ignorable="w14 w15 w16se w16cid w16 w16cex w16sdtdh w16sdtfl w16du">
   <w:docDefaults>
     <w:rPrDefault>
       <w:rPr>

--- a/TS Jatai Ghanam Project/TS 3.5/TS 3.5 Ghanam Tamil Corrections.docx
+++ b/TS Jatai Ghanam Project/TS 3.5/TS 3.5 Ghanam Tamil Corrections.docx
@@ -199,8 +199,39 @@
                 <w:bCs/>
                 <w:szCs w:val="40"/>
               </w:rPr>
-              <w:t>None                      None                               None</w:t>
-            </w:r>
+              <w:t xml:space="preserve">None                      </w:t>
+            </w:r>
+            <w:proofErr w:type="spellStart"/>
+            <w:r>
+              <w:rPr>
+                <w:rFonts w:cs="BRH Malayalam Extra"/>
+                <w:b/>
+                <w:bCs/>
+                <w:szCs w:val="40"/>
+              </w:rPr>
+              <w:t>None</w:t>
+            </w:r>
+            <w:proofErr w:type="spellEnd"/>
+            <w:r>
+              <w:rPr>
+                <w:rFonts w:cs="BRH Malayalam Extra"/>
+                <w:b/>
+                <w:bCs/>
+                <w:szCs w:val="40"/>
+              </w:rPr>
+              <w:t xml:space="preserve">                               </w:t>
+            </w:r>
+            <w:proofErr w:type="spellStart"/>
+            <w:r>
+              <w:rPr>
+                <w:rFonts w:cs="BRH Malayalam Extra"/>
+                <w:b/>
+                <w:bCs/>
+                <w:szCs w:val="40"/>
+              </w:rPr>
+              <w:t>None</w:t>
+            </w:r>
+            <w:proofErr w:type="spellEnd"/>
           </w:p>
         </w:tc>
         <w:tc>
@@ -231,8 +262,39 @@
                 <w:bCs/>
                 <w:szCs w:val="40"/>
               </w:rPr>
-              <w:t>None                      None                               None</w:t>
-            </w:r>
+              <w:t xml:space="preserve">None                      </w:t>
+            </w:r>
+            <w:proofErr w:type="spellStart"/>
+            <w:r>
+              <w:rPr>
+                <w:rFonts w:cs="BRH Malayalam Extra"/>
+                <w:b/>
+                <w:bCs/>
+                <w:szCs w:val="40"/>
+              </w:rPr>
+              <w:t>None</w:t>
+            </w:r>
+            <w:proofErr w:type="spellEnd"/>
+            <w:r>
+              <w:rPr>
+                <w:rFonts w:cs="BRH Malayalam Extra"/>
+                <w:b/>
+                <w:bCs/>
+                <w:szCs w:val="40"/>
+              </w:rPr>
+              <w:t xml:space="preserve">                               </w:t>
+            </w:r>
+            <w:proofErr w:type="spellStart"/>
+            <w:r>
+              <w:rPr>
+                <w:rFonts w:cs="BRH Malayalam Extra"/>
+                <w:b/>
+                <w:bCs/>
+                <w:szCs w:val="40"/>
+              </w:rPr>
+              <w:t>None</w:t>
+            </w:r>
+            <w:proofErr w:type="spellEnd"/>
           </w:p>
         </w:tc>
       </w:tr>
@@ -19544,6 +19606,7 @@
                 <w:cs/>
                 <w:lang w:bidi="ta-IN"/>
               </w:rPr>
+              <w:lastRenderedPageBreak/>
               <w:t>40</w:t>
             </w:r>
             <w:r>
@@ -20006,17 +20069,7 @@
                 <w:cs/>
                 <w:lang w:bidi="ta-IN"/>
               </w:rPr>
-              <w:t xml:space="preserve">மே </w:t>
-            </w:r>
-            <w:r>
-              <w:rPr>
-                <w:rFonts w:ascii="Latha" w:hAnsi="Latha" w:cs="Latha"/>
-                <w:szCs w:val="24"/>
-                <w:cs/>
-                <w:lang w:bidi="ta-IN"/>
-              </w:rPr>
-              <w:lastRenderedPageBreak/>
-              <w:t>நோ</w:t>
+              <w:t>மே நோ</w:t>
             </w:r>
             <w:r>
               <w:rPr>
@@ -21580,7 +21633,6 @@
                 <w:cs/>
                 <w:lang w:bidi="ta-IN"/>
               </w:rPr>
-              <w:lastRenderedPageBreak/>
               <w:t>40</w:t>
             </w:r>
             <w:r>
@@ -22129,7 +22181,6 @@
                 <w:cs/>
                 <w:lang w:bidi="ta-IN"/>
               </w:rPr>
-              <w:lastRenderedPageBreak/>
               <w:t>ஹ</w:t>
             </w:r>
             <w:r>
@@ -23596,7 +23647,6 @@
                 <w:cs/>
                 <w:lang w:bidi="ta-IN"/>
               </w:rPr>
-              <w:lastRenderedPageBreak/>
               <w:t>22)</w:t>
             </w:r>
             <w:r>
@@ -25307,6 +25357,7 @@
                 <w:cs/>
                 <w:lang w:bidi="ta-IN"/>
               </w:rPr>
+              <w:lastRenderedPageBreak/>
               <w:t>28</w:t>
             </w:r>
             <w:r>
@@ -25931,17 +25982,7 @@
                 <w:cs/>
                 <w:lang w:bidi="ta-IN"/>
               </w:rPr>
-              <w:t xml:space="preserve">ம் </w:t>
-            </w:r>
-            <w:r>
-              <w:rPr>
-                <w:rFonts w:ascii="Latha" w:hAnsi="Latha" w:cs="Latha"/>
-                <w:szCs w:val="24"/>
-                <w:cs/>
-                <w:lang w:bidi="ta-IN"/>
-              </w:rPr>
-              <w:lastRenderedPageBreak/>
-              <w:t>மத்</w:t>
+              <w:t>ம் மத்</w:t>
             </w:r>
             <w:r>
               <w:rPr>
@@ -28114,6 +28155,7 @@
                 <w:cs/>
                 <w:lang w:bidi="ta-IN"/>
               </w:rPr>
+              <w:lastRenderedPageBreak/>
               <w:t>30</w:t>
             </w:r>
             <w:r>
@@ -28416,7 +28458,6 @@
                 <w:cs/>
                 <w:lang w:bidi="ta-IN"/>
               </w:rPr>
-              <w:lastRenderedPageBreak/>
               <w:t>ரு</w:t>
             </w:r>
             <w:r>
@@ -30353,17 +30394,7 @@
                 <w:cs/>
                 <w:lang w:bidi="ta-IN"/>
               </w:rPr>
-              <w:t xml:space="preserve">ம் </w:t>
-            </w:r>
-            <w:r>
-              <w:rPr>
-                <w:rFonts w:ascii="Latha" w:hAnsi="Latha" w:cs="Latha"/>
-                <w:szCs w:val="24"/>
-                <w:cs/>
-                <w:lang w:bidi="ta-IN"/>
-              </w:rPr>
-              <w:lastRenderedPageBreak/>
-              <w:t>த</w:t>
+              <w:t>ம் த</w:t>
             </w:r>
             <w:r>
               <w:rPr>
@@ -32365,6 +32396,7 @@
                 <w:cs/>
                 <w:lang w:bidi="ta-IN"/>
               </w:rPr>
+              <w:lastRenderedPageBreak/>
               <w:t>30</w:t>
             </w:r>
             <w:r>
@@ -33323,7 +33355,6 @@
                 <w:cs/>
                 <w:lang w:bidi="ta-IN"/>
               </w:rPr>
-              <w:lastRenderedPageBreak/>
               <w:t>31</w:t>
             </w:r>
             <w:r>
@@ -35182,6 +35213,7 @@
                 <w:cs/>
                 <w:lang w:bidi="ta-IN"/>
               </w:rPr>
+              <w:lastRenderedPageBreak/>
               <w:t>26</w:t>
             </w:r>
             <w:r>
@@ -35593,17 +35625,7 @@
                 <w:cs/>
                 <w:lang w:bidi="ta-IN"/>
               </w:rPr>
-              <w:t xml:space="preserve"> ஸா </w:t>
-            </w:r>
-            <w:r>
-              <w:rPr>
-                <w:rFonts w:ascii="Latha" w:hAnsi="Latha" w:cs="Latha"/>
-                <w:szCs w:val="24"/>
-                <w:cs/>
-                <w:lang w:bidi="ta-IN"/>
-              </w:rPr>
-              <w:lastRenderedPageBreak/>
-              <w:t>யத்ர</w:t>
+              <w:t xml:space="preserve"> ஸா யத்ர</w:t>
             </w:r>
             <w:r>
               <w:rPr>
@@ -37186,6 +37208,7 @@
                 <w:cs/>
                 <w:lang w:bidi="ta-IN"/>
               </w:rPr>
+              <w:lastRenderedPageBreak/>
               <w:t>26</w:t>
             </w:r>
             <w:r>
@@ -37601,17 +37624,7 @@
                 <w:cs/>
                 <w:lang w:bidi="ta-IN"/>
               </w:rPr>
-              <w:t xml:space="preserve"> ஸா </w:t>
-            </w:r>
-            <w:r>
-              <w:rPr>
-                <w:rFonts w:ascii="Latha" w:hAnsi="Latha" w:cs="Latha"/>
-                <w:szCs w:val="24"/>
-                <w:cs/>
-                <w:lang w:bidi="ta-IN"/>
-              </w:rPr>
-              <w:lastRenderedPageBreak/>
-              <w:t>யத்ர</w:t>
+              <w:t xml:space="preserve"> ஸா யத்ர</w:t>
             </w:r>
             <w:r>
               <w:rPr>
@@ -38259,6 +38272,8 @@
       <w:headerReference w:type="default" r:id="rId8"/>
       <w:footerReference w:type="even" r:id="rId9"/>
       <w:footerReference w:type="default" r:id="rId10"/>
+      <w:headerReference w:type="first" r:id="rId11"/>
+      <w:footerReference w:type="first" r:id="rId12"/>
       <w:pgSz w:w="15840" w:h="12240" w:orient="landscape"/>
       <w:pgMar w:top="1440" w:right="1440" w:bottom="1440" w:left="1440" w:header="720" w:footer="720" w:gutter="0"/>
       <w:cols w:space="720"/>
@@ -38347,6 +38362,19 @@
         <w:bCs/>
       </w:rPr>
       <w:tab/>
+    </w:r>
+    <w:r>
+      <w:rPr>
+        <w:b/>
+        <w:bCs/>
+      </w:rPr>
+      <w:t>www.</w:t>
+    </w:r>
+    <w:r>
+      <w:rPr>
+        <w:b/>
+        <w:bCs/>
+      </w:rPr>
       <w:t>v</w:t>
     </w:r>
     <w:r>
@@ -38354,7 +38382,14 @@
         <w:b/>
         <w:bCs/>
       </w:rPr>
-      <w:t>edavms@gmail.com</w:t>
+      <w:t>edavms</w:t>
+    </w:r>
+    <w:r>
+      <w:rPr>
+        <w:b/>
+        <w:bCs/>
+      </w:rPr>
+      <w:t>.in</w:t>
     </w:r>
     <w:r>
       <w:rPr>
@@ -38362,6 +38397,13 @@
         <w:bCs/>
       </w:rPr>
       <w:tab/>
+    </w:r>
+    <w:r>
+      <w:rPr>
+        <w:b/>
+        <w:bCs/>
+      </w:rPr>
+      <w:t xml:space="preserve">                       </w:t>
     </w:r>
     <w:r>
       <w:rPr>
@@ -38681,6 +38723,16 @@
 </w:ftr>
 </file>
 
+<file path=word/footer3.xml><?xml version="1.0" encoding="utf-8"?>
+<w:ftr xmlns:wpc="http://schemas.microsoft.com/office/word/2010/wordprocessingCanvas" xmlns:cx="http://schemas.microsoft.com/office/drawing/2014/chartex" xmlns:cx1="http://schemas.microsoft.com/office/drawing/2015/9/8/chartex" xmlns:cx2="http://schemas.microsoft.com/office/drawing/2015/10/21/chartex" xmlns:cx3="http://schemas.microsoft.com/office/drawing/2016/5/9/chartex" xmlns:cx4="http://schemas.microsoft.com/office/drawing/2016/5/10/chartex" xmlns:cx5="http://schemas.microsoft.com/office/drawing/2016/5/11/chartex" xmlns:cx6="http://schemas.microsoft.com/office/drawing/2016/5/12/chartex" xmlns:cx7="http://schemas.microsoft.com/office/drawing/2016/5/13/chartex" xmlns:cx8="http://schemas.microsoft.com/office/drawing/2016/5/14/chartex" xmlns:mc="http://schemas.openxmlformats.org/markup-compatibility/2006" xmlns:aink="http://schemas.microsoft.com/office/drawing/2016/ink" xmlns:am3d="http://schemas.microsoft.com/office/drawing/2017/model3d" xmlns:o="urn:schemas-microsoft-com:office:office" xmlns:oel="http://schemas.microsoft.com/office/2019/extlst" xmlns:r="http://schemas.openxmlformats.org/officeDocument/2006/relationships" xmlns:m="http://schemas.openxmlformats.org/officeDocument/2006/math" xmlns:v="urn:schemas-microsoft-com:vml" xmlns:wp14="http://schemas.microsoft.com/office/word/2010/wordprocessingDrawing" xmlns:wp="http://schemas.openxmlformats.org/drawingml/2006/wordprocessingDrawing" xmlns:w10="urn:schemas-microsoft-com:office:word" xmlns:w="http://schemas.openxmlformats.org/wordprocessingml/2006/main" xmlns:w14="http://schemas.microsoft.com/office/word/2010/wordml" xmlns:w15="http://schemas.microsoft.com/office/word/2012/wordml" xmlns:w16cex="http://schemas.microsoft.com/office/word/2018/wordml/cex" xmlns:w16cid="http://schemas.microsoft.com/office/word/2016/wordml/cid" xmlns:w16="http://schemas.microsoft.com/office/word/2018/wordml" xmlns:w16du="http://schemas.microsoft.com/office/word/2023/wordml/word16du" xmlns:w16sdtdh="http://schemas.microsoft.com/office/word/2020/wordml/sdtdatahash" xmlns:w16sdtfl="http://schemas.microsoft.com/office/word/2024/wordml/sdtformatlock" xmlns:w16se="http://schemas.microsoft.com/office/word/2015/wordml/symex" xmlns:wpg="http://schemas.microsoft.com/office/word/2010/wordprocessingGroup" xmlns:wpi="http://schemas.microsoft.com/office/word/2010/wordprocessingInk" xmlns:wne="http://schemas.microsoft.com/office/word/2006/wordml" xmlns:wps="http://schemas.microsoft.com/office/word/2010/wordprocessingShape" mc:Ignorable="w14 w15 w16se w16cid w16 w16cex w16sdtdh w16sdtfl w16du wp14">
+  <w:p>
+    <w:pPr>
+      <w:pStyle w:val="Footer"/>
+    </w:pPr>
+  </w:p>
+</w:ftr>
+</file>
+
 <file path=word/footnotes.xml><?xml version="1.0" encoding="utf-8"?>
 <w:footnotes xmlns:wpc="http://schemas.microsoft.com/office/word/2010/wordprocessingCanvas" xmlns:cx="http://schemas.microsoft.com/office/drawing/2014/chartex" xmlns:cx1="http://schemas.microsoft.com/office/drawing/2015/9/8/chartex" xmlns:cx2="http://schemas.microsoft.com/office/drawing/2015/10/21/chartex" xmlns:cx3="http://schemas.microsoft.com/office/drawing/2016/5/9/chartex" xmlns:cx4="http://schemas.microsoft.com/office/drawing/2016/5/10/chartex" xmlns:cx5="http://schemas.microsoft.com/office/drawing/2016/5/11/chartex" xmlns:cx6="http://schemas.microsoft.com/office/drawing/2016/5/12/chartex" xmlns:cx7="http://schemas.microsoft.com/office/drawing/2016/5/13/chartex" xmlns:cx8="http://schemas.microsoft.com/office/drawing/2016/5/14/chartex" xmlns:mc="http://schemas.openxmlformats.org/markup-compatibility/2006" xmlns:aink="http://schemas.microsoft.com/office/drawing/2016/ink" xmlns:am3d="http://schemas.microsoft.com/office/drawing/2017/model3d" xmlns:o="urn:schemas-microsoft-com:office:office" xmlns:oel="http://schemas.microsoft.com/office/2019/extlst" xmlns:r="http://schemas.openxmlformats.org/officeDocument/2006/relationships" xmlns:m="http://schemas.openxmlformats.org/officeDocument/2006/math" xmlns:v="urn:schemas-microsoft-com:vml" xmlns:wp14="http://schemas.microsoft.com/office/word/2010/wordprocessingDrawing" xmlns:wp="http://schemas.openxmlformats.org/drawingml/2006/wordprocessingDrawing" xmlns:w10="urn:schemas-microsoft-com:office:word" xmlns:w="http://schemas.openxmlformats.org/wordprocessingml/2006/main" xmlns:w14="http://schemas.microsoft.com/office/word/2010/wordml" xmlns:w15="http://schemas.microsoft.com/office/word/2012/wordml" xmlns:w16cex="http://schemas.microsoft.com/office/word/2018/wordml/cex" xmlns:w16cid="http://schemas.microsoft.com/office/word/2016/wordml/cid" xmlns:w16="http://schemas.microsoft.com/office/word/2018/wordml" xmlns:w16du="http://schemas.microsoft.com/office/word/2023/wordml/word16du" xmlns:w16sdtdh="http://schemas.microsoft.com/office/word/2020/wordml/sdtdatahash" xmlns:w16sdtfl="http://schemas.microsoft.com/office/word/2024/wordml/sdtformatlock" xmlns:w16se="http://schemas.microsoft.com/office/word/2015/wordml/symex" xmlns:wpg="http://schemas.microsoft.com/office/word/2010/wordprocessingGroup" xmlns:wpi="http://schemas.microsoft.com/office/word/2010/wordprocessingInk" xmlns:wne="http://schemas.microsoft.com/office/word/2006/wordml" xmlns:wps="http://schemas.microsoft.com/office/word/2010/wordprocessingShape" mc:Ignorable="w14 w15 w16se w16cid w16 w16cex w16sdtdh w16sdtfl w16du wp14">
   <w:footnote w:type="separator" w:id="-1">
@@ -38735,6 +38787,16 @@
       <w:pBdr>
         <w:bottom w:val="single" w:sz="4" w:space="1" w:color="auto"/>
       </w:pBdr>
+    </w:pPr>
+  </w:p>
+</w:hdr>
+</file>
+
+<file path=word/header3.xml><?xml version="1.0" encoding="utf-8"?>
+<w:hdr xmlns:wpc="http://schemas.microsoft.com/office/word/2010/wordprocessingCanvas" xmlns:cx="http://schemas.microsoft.com/office/drawing/2014/chartex" xmlns:cx1="http://schemas.microsoft.com/office/drawing/2015/9/8/chartex" xmlns:cx2="http://schemas.microsoft.com/office/drawing/2015/10/21/chartex" xmlns:cx3="http://schemas.microsoft.com/office/drawing/2016/5/9/chartex" xmlns:cx4="http://schemas.microsoft.com/office/drawing/2016/5/10/chartex" xmlns:cx5="http://schemas.microsoft.com/office/drawing/2016/5/11/chartex" xmlns:cx6="http://schemas.microsoft.com/office/drawing/2016/5/12/chartex" xmlns:cx7="http://schemas.microsoft.com/office/drawing/2016/5/13/chartex" xmlns:cx8="http://schemas.microsoft.com/office/drawing/2016/5/14/chartex" xmlns:mc="http://schemas.openxmlformats.org/markup-compatibility/2006" xmlns:aink="http://schemas.microsoft.com/office/drawing/2016/ink" xmlns:am3d="http://schemas.microsoft.com/office/drawing/2017/model3d" xmlns:o="urn:schemas-microsoft-com:office:office" xmlns:oel="http://schemas.microsoft.com/office/2019/extlst" xmlns:r="http://schemas.openxmlformats.org/officeDocument/2006/relationships" xmlns:m="http://schemas.openxmlformats.org/officeDocument/2006/math" xmlns:v="urn:schemas-microsoft-com:vml" xmlns:wp14="http://schemas.microsoft.com/office/word/2010/wordprocessingDrawing" xmlns:wp="http://schemas.openxmlformats.org/drawingml/2006/wordprocessingDrawing" xmlns:w10="urn:schemas-microsoft-com:office:word" xmlns:w="http://schemas.openxmlformats.org/wordprocessingml/2006/main" xmlns:w14="http://schemas.microsoft.com/office/word/2010/wordml" xmlns:w15="http://schemas.microsoft.com/office/word/2012/wordml" xmlns:w16cex="http://schemas.microsoft.com/office/word/2018/wordml/cex" xmlns:w16cid="http://schemas.microsoft.com/office/word/2016/wordml/cid" xmlns:w16="http://schemas.microsoft.com/office/word/2018/wordml" xmlns:w16du="http://schemas.microsoft.com/office/word/2023/wordml/word16du" xmlns:w16sdtdh="http://schemas.microsoft.com/office/word/2020/wordml/sdtdatahash" xmlns:w16sdtfl="http://schemas.microsoft.com/office/word/2024/wordml/sdtformatlock" xmlns:w16se="http://schemas.microsoft.com/office/word/2015/wordml/symex" xmlns:wpg="http://schemas.microsoft.com/office/word/2010/wordprocessingGroup" xmlns:wpi="http://schemas.microsoft.com/office/word/2010/wordprocessingInk" xmlns:wne="http://schemas.microsoft.com/office/word/2006/wordml" xmlns:wps="http://schemas.microsoft.com/office/word/2010/wordprocessingShape" mc:Ignorable="w14 w15 w16se w16cid w16 w16cex w16sdtdh w16sdtfl w16du wp14">
+  <w:p>
+    <w:pPr>
+      <w:pStyle w:val="Header"/>
     </w:pPr>
   </w:p>
 </w:hdr>
